--- a/抽離教學_數學/高三數學/四校聯考口試準備/口試講解卡_四校聯考2021年選擇題.docx
+++ b/抽離教學_數學/高三數學/四校聯考口試準備/口試講解卡_四校聯考2021年選擇題.docx
@@ -36,7 +36,7 @@
           <w:sz w:val="22"/>
           <w:szCs w:val="22"/>
         </w:rPr>
-        <w:t xml:space="preserve">怎樣練習：① 照讀講稿，手指著對應的算式　→　② 遮住講稿，只看算式講　→　③ 只看題目講</w:t>
+        <w:t xml:space="preserve">講解四步（老師的 3+1 步驟）：審題 → 思路 → 推導 → 總結，四步都要講。　怎樣練習：第一輪照讀講稿 → 第二輪遮住講稿，只看板書講 → 第三輪只看題目講</w:t>
       </w:r>
     </w:p>
     <w:p>
@@ -337,7 +337,7 @@
           <w:sz w:val="24"/>
           <w:szCs w:val="24"/>
         </w:rPr>
-        <w:t xml:space="preserve">一、講稿</w:t>
+        <w:t xml:space="preserve">一、講稿（跟老師的 3+1 步驟）</w:t>
       </w:r>
     </w:p>
     <w:tbl>
@@ -387,7 +387,7 @@
                 <w:sz w:val="22"/>
                 <w:szCs w:val="22"/>
               </w:rPr>
-              <w:t xml:space="preserve">手順</w:t>
+              <w:t xml:space="preserve">步驟</w:t>
             </w:r>
           </w:p>
         </w:tc>
@@ -449,7 +449,7 @@
                 <w:sz w:val="24"/>
                 <w:szCs w:val="24"/>
               </w:rPr>
-              <w:t xml:space="preserve">① 說考點</w:t>
+              <w:t xml:space="preserve">① 審題</w:t>
             </w:r>
           </w:p>
         </w:tc>
@@ -475,7 +475,122 @@
                 <w:sz w:val="24"/>
                 <w:szCs w:val="24"/>
               </w:rPr>
-              <w:t xml:space="preserve">「這題考解二次不等式，再取集合的交集。」</w:t>
+              <w:t xml:space="preserve">「題目給了集合 </w:t>
+            </w:r>
+            <m:oMath>
+              <m:r>
+                <m:t xml:space="preserve">P</m:t>
+              </m:r>
+            </m:oMath>
+            <w:r>
+              <w:rPr>
+                <w:rFonts w:ascii="Calibri" w:hAnsi="Calibri" w:eastAsia="微軟正黑體"/>
+                <w:sz w:val="24"/>
+                <w:szCs w:val="24"/>
+              </w:rPr>
+              <w:t xml:space="preserve"> 的六個數，</w:t>
+            </w:r>
+            <m:oMath>
+              <m:r>
+                <m:t xml:space="preserve">Q</m:t>
+              </m:r>
+            </m:oMath>
+            <w:r>
+              <w:rPr>
+                <w:rFonts w:ascii="Calibri" w:hAnsi="Calibri" w:eastAsia="微軟正黑體"/>
+                <w:sz w:val="24"/>
+                <w:szCs w:val="24"/>
+              </w:rPr>
+              <w:t xml:space="preserve"> 是令 </w:t>
+            </w:r>
+            <m:oMath>
+              <m:sSup>
+                <m:e>
+                  <m:r>
+                    <m:t xml:space="preserve">x</m:t>
+                  </m:r>
+                </m:e>
+                <m:sup>
+                  <m:r>
+                    <m:t xml:space="preserve">2</m:t>
+                  </m:r>
+                </m:sup>
+              </m:sSup>
+              <m:r>
+                <m:t xml:space="preserve">−</m:t>
+              </m:r>
+              <m:r>
+                <m:t xml:space="preserve">15</m:t>
+              </m:r>
+              <m:r>
+                <m:t xml:space="preserve">x</m:t>
+              </m:r>
+              <m:r>
+                <m:t xml:space="preserve">+</m:t>
+              </m:r>
+              <m:r>
+                <m:t xml:space="preserve">36</m:t>
+              </m:r>
+              <m:r>
+                <m:t xml:space="preserve">&lt;</m:t>
+              </m:r>
+              <m:r>
+                <m:t xml:space="preserve">0</m:t>
+              </m:r>
+            </m:oMath>
+            <w:r>
+              <w:rPr>
+                <w:rFonts w:ascii="Calibri" w:hAnsi="Calibri" w:eastAsia="微軟正黑體"/>
+                <w:sz w:val="24"/>
+                <w:szCs w:val="24"/>
+              </w:rPr>
+              <w:t xml:space="preserve"> 的 </w:t>
+            </w:r>
+            <m:oMath>
+              <m:r>
+                <m:t xml:space="preserve">x</m:t>
+              </m:r>
+            </m:oMath>
+            <w:r>
+              <w:rPr>
+                <w:rFonts w:ascii="Calibri" w:hAnsi="Calibri" w:eastAsia="微軟正黑體"/>
+                <w:sz w:val="24"/>
+                <w:szCs w:val="24"/>
+              </w:rPr>
+              <w:t xml:space="preserve">。</w:t>
+            </w:r>
+          </w:p>
+          <w:p>
+            <w:pPr>
+              <w:spacing w:before="20" w:after="20" w:line="264" w:lineRule="auto"/>
+              <w:jc w:val="left"/>
+            </w:pPr>
+            <w:r>
+              <w:rPr>
+                <w:rFonts w:ascii="Calibri" w:hAnsi="Calibri" w:eastAsia="微軟正黑體"/>
+                <w:sz w:val="24"/>
+                <w:szCs w:val="24"/>
+              </w:rPr>
+              <w:t xml:space="preserve">要求 </w:t>
+            </w:r>
+            <m:oMath>
+              <m:r>
+                <m:t xml:space="preserve">P</m:t>
+              </m:r>
+              <m:r>
+                <m:t xml:space="preserve">∩</m:t>
+              </m:r>
+              <m:r>
+                <m:t xml:space="preserve">Q</m:t>
+              </m:r>
+            </m:oMath>
+            <w:r>
+              <w:rPr>
+                <w:rFonts w:ascii="Calibri" w:hAnsi="Calibri" w:eastAsia="微軟正黑體"/>
+                <w:sz w:val="24"/>
+                <w:szCs w:val="24"/>
+              </w:rPr>
+              <w:t xml:space="preserve"> 的元素個數；關鍵字是「小於 0」，不包括 0。」</w:t>
             </w:r>
           </w:p>
         </w:tc>
@@ -508,7 +623,7 @@
                 <w:sz w:val="24"/>
                 <w:szCs w:val="24"/>
               </w:rPr>
-              <w:t xml:space="preserve">② 求兩根</w:t>
+              <w:t xml:space="preserve">② 思路</w:t>
             </w:r>
           </w:p>
         </w:tc>
@@ -534,136 +649,60 @@
                 <w:sz w:val="24"/>
                 <w:szCs w:val="24"/>
               </w:rPr>
-              <w:t xml:space="preserve">「先把 </w:t>
-            </w:r>
-            <m:oMath>
-              <m:sSup>
-                <m:e>
-                  <m:r>
-                    <m:t xml:space="preserve">x</m:t>
-                  </m:r>
-                </m:e>
-                <m:sup>
-                  <m:r>
-                    <m:t xml:space="preserve">2</m:t>
-                  </m:r>
-                </m:sup>
-              </m:sSup>
-              <m:r>
-                <m:t xml:space="preserve">−</m:t>
-              </m:r>
-              <m:r>
-                <m:t xml:space="preserve">15</m:t>
-              </m:r>
-              <m:r>
-                <m:t xml:space="preserve">x</m:t>
-              </m:r>
-              <m:r>
-                <m:t xml:space="preserve">+</m:t>
-              </m:r>
-              <m:r>
-                <m:t xml:space="preserve">36</m:t>
-              </m:r>
-            </m:oMath>
-            <w:r>
-              <w:rPr>
-                <w:rFonts w:ascii="Calibri" w:hAnsi="Calibri" w:eastAsia="微軟正黑體"/>
-                <w:sz w:val="24"/>
-                <w:szCs w:val="24"/>
-              </w:rPr>
-              <w:t xml:space="preserve"> 因式分解成 </w:t>
-            </w:r>
-            <m:oMath>
-              <m:r>
-                <m:t xml:space="preserve">(</m:t>
-              </m:r>
-              <m:r>
-                <m:t xml:space="preserve">x</m:t>
-              </m:r>
-              <m:r>
-                <m:t xml:space="preserve">−</m:t>
-              </m:r>
-              <m:r>
-                <m:t xml:space="preserve">3</m:t>
-              </m:r>
-              <m:r>
-                <m:t xml:space="preserve">)</m:t>
-              </m:r>
-              <m:r>
-                <m:t xml:space="preserve">(</m:t>
-              </m:r>
-              <m:r>
-                <m:t xml:space="preserve">x</m:t>
-              </m:r>
-              <m:r>
-                <m:t xml:space="preserve">−</m:t>
-              </m:r>
-              <m:r>
-                <m:t xml:space="preserve">12</m:t>
-              </m:r>
-              <m:r>
-                <m:t xml:space="preserve">)</m:t>
-              </m:r>
-            </m:oMath>
-            <w:r>
-              <w:rPr>
-                <w:rFonts w:ascii="Calibri" w:hAnsi="Calibri" w:eastAsia="微軟正黑體"/>
-                <w:sz w:val="24"/>
-                <w:szCs w:val="24"/>
-              </w:rPr>
-              <w:t xml:space="preserve">。</w:t>
-            </w:r>
-          </w:p>
-          <w:p>
-            <w:pPr>
-              <w:spacing w:before="20" w:after="20" w:line="264" w:lineRule="auto"/>
-              <w:jc w:val="left"/>
-            </w:pPr>
-            <w:r>
-              <w:rPr>
-                <w:rFonts w:ascii="Calibri" w:hAnsi="Calibri" w:eastAsia="微軟正黑體"/>
-                <w:sz w:val="24"/>
-                <w:szCs w:val="24"/>
-              </w:rPr>
-              <w:t xml:space="preserve">令它等於 0，得 </w:t>
-            </w:r>
-            <m:oMath>
-              <m:r>
-                <m:t xml:space="preserve">x</m:t>
-              </m:r>
-              <m:r>
-                <m:t xml:space="preserve">=</m:t>
-              </m:r>
-              <m:r>
-                <m:t xml:space="preserve">3</m:t>
-              </m:r>
-            </m:oMath>
-            <w:r>
-              <w:rPr>
-                <w:rFonts w:ascii="Calibri" w:hAnsi="Calibri" w:eastAsia="微軟正黑體"/>
-                <w:sz w:val="24"/>
-                <w:szCs w:val="24"/>
-              </w:rPr>
-              <w:t xml:space="preserve"> 或 </w:t>
-            </w:r>
-            <m:oMath>
-              <m:r>
-                <m:t xml:space="preserve">x</m:t>
-              </m:r>
-              <m:r>
-                <m:t xml:space="preserve">=</m:t>
-              </m:r>
-              <m:r>
-                <m:t xml:space="preserve">12</m:t>
-              </m:r>
-            </m:oMath>
-            <w:r>
-              <w:rPr>
-                <w:rFonts w:ascii="Calibri" w:hAnsi="Calibri" w:eastAsia="微軟正黑體"/>
-                <w:sz w:val="24"/>
-                <w:szCs w:val="24"/>
-              </w:rPr>
-              <w:t xml:space="preserve">。」</w:t>
+              <w:t xml:space="preserve">「我先解二次不等式，求出 </w:t>
+            </w:r>
+            <m:oMath>
+              <m:r>
+                <m:t xml:space="preserve">Q</m:t>
+              </m:r>
+            </m:oMath>
+            <w:r>
+              <w:rPr>
+                <w:rFonts w:ascii="Calibri" w:hAnsi="Calibri" w:eastAsia="微軟正黑體"/>
+                <w:sz w:val="24"/>
+                <w:szCs w:val="24"/>
+              </w:rPr>
+              <w:t xml:space="preserve"> 的範圍，再在 </w:t>
+            </w:r>
+            <m:oMath>
+              <m:r>
+                <m:t xml:space="preserve">P</m:t>
+              </m:r>
+            </m:oMath>
+            <w:r>
+              <w:rPr>
+                <w:rFonts w:ascii="Calibri" w:hAnsi="Calibri" w:eastAsia="微軟正黑體"/>
+                <w:sz w:val="24"/>
+                <w:szCs w:val="24"/>
+              </w:rPr>
+              <w:t xml:space="preserve"> 裏面揀。</w:t>
+            </w:r>
+          </w:p>
+          <w:p>
+            <w:pPr>
+              <w:spacing w:before="20" w:after="20" w:line="264" w:lineRule="auto"/>
+              <w:jc w:val="left"/>
+            </w:pPr>
+            <w:r>
+              <w:rPr>
+                <w:rFonts w:ascii="Calibri" w:hAnsi="Calibri" w:eastAsia="微軟正黑體"/>
+                <w:sz w:val="24"/>
+                <w:szCs w:val="24"/>
+              </w:rPr>
+              <w:t xml:space="preserve">因為 </w:t>
+            </w:r>
+            <m:oMath>
+              <m:r>
+                <m:t xml:space="preserve">P</m:t>
+              </m:r>
+            </m:oMath>
+            <w:r>
+              <w:rPr>
+                <w:rFonts w:ascii="Calibri" w:hAnsi="Calibri" w:eastAsia="微軟正黑體"/>
+                <w:sz w:val="24"/>
+                <w:szCs w:val="24"/>
+              </w:rPr>
+              <w:t xml:space="preserve"> 只有六個數，求出範圍後逐個揀最快。」</w:t>
             </w:r>
           </w:p>
         </w:tc>
@@ -696,7 +735,7 @@
                 <w:sz w:val="24"/>
                 <w:szCs w:val="24"/>
               </w:rPr>
-              <w:t xml:space="preserve">③ 定範圍</w:t>
+              <w:t xml:space="preserve">③ 推導</w:t>
             </w:r>
           </w:p>
         </w:tc>
@@ -711,45 +750,6 @@
             </w:tcMar>
             <w:vAlign w:val="center"/>
           </w:tcPr>
-          <w:p>
-            <w:pPr>
-              <w:spacing w:before="20" w:after="20" w:line="264" w:lineRule="auto"/>
-              <w:jc w:val="left"/>
-            </w:pPr>
-            <w:r>
-              <w:rPr>
-                <w:rFonts w:ascii="Calibri" w:hAnsi="Calibri" w:eastAsia="微軟正黑體"/>
-                <w:sz w:val="24"/>
-                <w:szCs w:val="24"/>
-              </w:rPr>
-              <w:t xml:space="preserve">「題目是小於 0，拋物線開口向上，小於 0 取兩根中間，所以 </w:t>
-            </w:r>
-            <m:oMath>
-              <m:r>
-                <m:t xml:space="preserve">3</m:t>
-              </m:r>
-              <m:r>
-                <m:t xml:space="preserve">&lt;</m:t>
-              </m:r>
-              <m:r>
-                <m:t xml:space="preserve">x</m:t>
-              </m:r>
-              <m:r>
-                <m:t xml:space="preserve">&lt;</m:t>
-              </m:r>
-              <m:r>
-                <m:t xml:space="preserve">12</m:t>
-              </m:r>
-            </m:oMath>
-            <w:r>
-              <w:rPr>
-                <w:rFonts w:ascii="Calibri" w:hAnsi="Calibri" w:eastAsia="微軟正黑體"/>
-                <w:sz w:val="24"/>
-                <w:szCs w:val="24"/>
-              </w:rPr>
-              <w:t xml:space="preserve">。」</w:t>
-            </w:r>
-          </w:p>
           <w:p>
             <w:pPr>
               <w:spacing w:before="20" w:after="20" w:line="264" w:lineRule="auto"/>
@@ -761,7 +761,34 @@
                 <w:sz w:val="21"/>
                 <w:szCs w:val="21"/>
               </w:rPr>
-              <w:t xml:space="preserve">※ 不包括 3 和 12</w:t>
+              <w:t xml:space="preserve">▶ 指著下面的板書由上而下逐行講，每行講出右邊「這一步在做什麼」。講完最後一行說：</w:t>
+            </w:r>
+          </w:p>
+          <w:p>
+            <w:pPr>
+              <w:spacing w:before="20" w:after="20" w:line="264" w:lineRule="auto"/>
+              <w:jc w:val="left"/>
+            </w:pPr>
+            <w:r>
+              <w:rPr>
+                <w:rFonts w:ascii="Calibri" w:hAnsi="Calibri" w:eastAsia="微軟正黑體"/>
+                <w:sz w:val="24"/>
+                <w:szCs w:val="24"/>
+              </w:rPr>
+              <w:t xml:space="preserve">「</w:t>
+            </w:r>
+            <m:oMath>
+              <m:r>
+                <m:t xml:space="preserve">P</m:t>
+              </m:r>
+            </m:oMath>
+            <w:r>
+              <w:rPr>
+                <w:rFonts w:ascii="Calibri" w:hAnsi="Calibri" w:eastAsia="微軟正黑體"/>
+                <w:sz w:val="24"/>
+                <w:szCs w:val="24"/>
+              </w:rPr>
+              <w:t xml:space="preserve"> 之中在 3 和 12 之間的有 5、7、11，共 3 個，對照選項，答案是 B。」</w:t>
             </w:r>
           </w:p>
         </w:tc>
@@ -794,7 +821,7 @@
                 <w:sz w:val="24"/>
                 <w:szCs w:val="24"/>
               </w:rPr>
-              <w:t xml:space="preserve">④ 講答案</w:t>
+              <w:t xml:space="preserve">④ 總結</w:t>
             </w:r>
           </w:p>
         </w:tc>
@@ -820,34 +847,21 @@
                 <w:sz w:val="24"/>
                 <w:szCs w:val="24"/>
               </w:rPr>
-              <w:t xml:space="preserve">「</w:t>
-            </w:r>
-            <m:oMath>
-              <m:r>
-                <m:t xml:space="preserve">P</m:t>
-              </m:r>
-            </m:oMath>
-            <w:r>
-              <w:rPr>
-                <w:rFonts w:ascii="Calibri" w:hAnsi="Calibri" w:eastAsia="微軟正黑體"/>
-                <w:sz w:val="24"/>
-                <w:szCs w:val="24"/>
-              </w:rPr>
-              <w:t xml:space="preserve"> 之中在 3 和 12 之間的有 5、7、11，共 3 個，所以答案是 B。」</w:t>
-            </w:r>
-          </w:p>
-          <w:p>
-            <w:pPr>
-              <w:spacing w:before="20" w:after="20" w:line="264" w:lineRule="auto"/>
-              <w:jc w:val="left"/>
-            </w:pPr>
-            <w:r>
-              <w:rPr>
-                <w:rFonts w:ascii="Calibri" w:hAnsi="Calibri" w:eastAsia="微軟正黑體"/>
-                <w:sz w:val="21"/>
-                <w:szCs w:val="21"/>
-              </w:rPr>
-              <w:t xml:space="preserve">※ 3 不在範圍內，不可以數</w:t>
+              <w:t xml:space="preserve">「這題考二次不等式和集合的交集。</w:t>
+            </w:r>
+          </w:p>
+          <w:p>
+            <w:pPr>
+              <w:spacing w:before="20" w:after="20" w:line="264" w:lineRule="auto"/>
+              <w:jc w:val="left"/>
+            </w:pPr>
+            <w:r>
+              <w:rPr>
+                <w:rFonts w:ascii="Calibri" w:hAnsi="Calibri" w:eastAsia="微軟正黑體"/>
+                <w:sz w:val="24"/>
+                <w:szCs w:val="24"/>
+              </w:rPr>
+              <w:t xml:space="preserve">大家要小心：開口向上、小於 0 要取兩根中間；3 不在範圍內，不可以數。」</w:t>
             </w:r>
           </w:p>
         </w:tc>
@@ -872,7 +886,7 @@
           <w:sz w:val="24"/>
           <w:szCs w:val="24"/>
         </w:rPr>
-        <w:t xml:space="preserve">二、寫在紙上的算式</w:t>
+        <w:t xml:space="preserve">二、板書（寫在黑板上，也是書面解答過程）</w:t>
       </w:r>
     </w:p>
     <w:tbl>
@@ -1052,7 +1066,7 @@
             </w:pPr>
             <m:oMath>
               <m:r>
-                <m:t xml:space="preserve">&lt;</m:t>
+                <m:t xml:space="preserve">=</m:t>
               </m:r>
             </m:oMath>
           </w:p>
@@ -1128,7 +1142,39 @@
                 <w:sz w:val="24"/>
                 <w:szCs w:val="24"/>
               </w:rPr>
-              <w:t xml:space="preserve"> 的條件</w:t>
+              <w:t xml:space="preserve"> 的條件「</w:t>
+            </w:r>
+            <m:oMath>
+              <m:r>
+                <m:t xml:space="preserve">&lt;</m:t>
+              </m:r>
+              <m:r>
+                <m:t xml:space="preserve">0</m:t>
+              </m:r>
+            </m:oMath>
+            <w:r>
+              <w:rPr>
+                <w:rFonts w:ascii="Calibri" w:hAnsi="Calibri" w:eastAsia="微軟正黑體"/>
+                <w:sz w:val="24"/>
+                <w:szCs w:val="24"/>
+              </w:rPr>
+              <w:t xml:space="preserve">」先換成「</w:t>
+            </w:r>
+            <m:oMath>
+              <m:r>
+                <m:t xml:space="preserve">=</m:t>
+              </m:r>
+              <m:r>
+                <m:t xml:space="preserve">0</m:t>
+              </m:r>
+            </m:oMath>
+            <w:r>
+              <w:rPr>
+                <w:rFonts w:ascii="Calibri" w:hAnsi="Calibri" w:eastAsia="微軟正黑體"/>
+                <w:sz w:val="24"/>
+                <w:szCs w:val="24"/>
+              </w:rPr>
+              <w:t xml:space="preserve">」，求兩根</w:t>
             </w:r>
           </w:p>
         </w:tc>
@@ -1168,32 +1214,35 @@
               <w:t xml:space="preserve"> </w:t>
             </w:r>
             <m:oMath>
-              <m:sSup>
-                <m:e>
-                  <m:r>
-                    <m:t xml:space="preserve">x</m:t>
-                  </m:r>
-                </m:e>
-                <m:sup>
-                  <m:r>
-                    <m:t xml:space="preserve">2</m:t>
-                  </m:r>
-                </m:sup>
-              </m:sSup>
+              <m:r>
+                <m:t xml:space="preserve">(</m:t>
+              </m:r>
+              <m:r>
+                <m:t xml:space="preserve">x</m:t>
+              </m:r>
               <m:r>
                 <m:t xml:space="preserve">−</m:t>
               </m:r>
               <m:r>
-                <m:t xml:space="preserve">15</m:t>
+                <m:t xml:space="preserve">3</m:t>
+              </m:r>
+              <m:r>
+                <m:t xml:space="preserve">)</m:t>
+              </m:r>
+              <m:r>
+                <m:t xml:space="preserve">(</m:t>
               </m:r>
               <m:r>
                 <m:t xml:space="preserve">x</m:t>
               </m:r>
               <m:r>
-                <m:t xml:space="preserve">+</m:t>
-              </m:r>
-              <m:r>
-                <m:t xml:space="preserve">36</m:t>
+                <m:t xml:space="preserve">−</m:t>
+              </m:r>
+              <m:r>
+                <m:t xml:space="preserve">12</m:t>
+              </m:r>
+              <m:r>
+                <m:t xml:space="preserve">)</m:t>
               </m:r>
             </m:oMath>
           </w:p>
@@ -1293,7 +1342,7 @@
                 <w:sz w:val="24"/>
                 <w:szCs w:val="24"/>
               </w:rPr>
-              <w:t xml:space="preserve">先把不等號換成等號，求兩根</w:t>
+              <w:t xml:space="preserve">因式分解</w:t>
             </w:r>
           </w:p>
         </w:tc>
@@ -1334,9 +1383,6 @@
             </w:r>
             <m:oMath>
               <m:r>
-                <m:t xml:space="preserve">(</m:t>
-              </m:r>
-              <m:r>
                 <m:t xml:space="preserve">x</m:t>
               </m:r>
               <m:r>
@@ -1345,12 +1391,146 @@
               <m:r>
                 <m:t xml:space="preserve">3</m:t>
               </m:r>
-              <m:r>
-                <m:t xml:space="preserve">)</m:t>
-              </m:r>
-              <m:r>
-                <m:t xml:space="preserve">(</m:t>
-              </m:r>
+            </m:oMath>
+          </w:p>
+        </w:tc>
+        <w:tc>
+          <w:tcPr>
+            <w:tcW w:w="411" w:type="dxa"/>
+            <w:tcBorders>
+              <w:top w:val="single" w:sz="4" w:color="000000"/>
+              <w:left w:val="nil" w:sz="4" w:color="000000"/>
+              <w:bottom w:val="single" w:sz="4" w:color="000000"/>
+              <w:right w:val="nil" w:sz="4" w:color="000000"/>
+            </w:tcBorders>
+            <w:tcMar>
+              <w:top w:w="30" w:type="dxa"/>
+              <w:left w:w="110" w:type="dxa"/>
+              <w:bottom w:w="30" w:type="dxa"/>
+              <w:right w:w="110" w:type="dxa"/>
+            </w:tcMar>
+            <w:vAlign w:val="center"/>
+          </w:tcPr>
+          <w:p>
+            <w:pPr>
+              <w:spacing w:before="20" w:after="20" w:line="264" w:lineRule="auto"/>
+              <w:jc w:val="center"/>
+            </w:pPr>
+            <m:oMath>
+              <m:r>
+                <m:t xml:space="preserve">=</m:t>
+              </m:r>
+            </m:oMath>
+          </w:p>
+        </w:tc>
+        <w:tc>
+          <w:tcPr>
+            <w:tcW w:w="1272" w:type="dxa"/>
+            <w:tcBorders>
+              <w:top w:val="single" w:sz="4" w:color="000000"/>
+              <w:left w:val="nil" w:sz="4" w:color="000000"/>
+              <w:bottom w:val="single" w:sz="4" w:color="000000"/>
+              <w:right w:val="nil" w:sz="4" w:color="000000"/>
+            </w:tcBorders>
+            <w:tcMar>
+              <w:top w:w="30" w:type="dxa"/>
+              <w:left w:w="110" w:type="dxa"/>
+              <w:bottom w:w="30" w:type="dxa"/>
+              <w:right w:w="110" w:type="dxa"/>
+            </w:tcMar>
+            <w:vAlign w:val="center"/>
+          </w:tcPr>
+          <w:p>
+            <w:pPr>
+              <w:spacing w:before="20" w:after="20" w:line="264" w:lineRule="auto"/>
+              <w:jc w:val="left"/>
+            </w:pPr>
+            <w:r>
+              <w:rPr>
+                <w:rFonts w:ascii="Calibri" w:hAnsi="Calibri" w:eastAsia="微軟正黑體"/>
+                <w:sz w:val="24"/>
+                <w:szCs w:val="24"/>
+              </w:rPr>
+              <w:t xml:space="preserve"> </w:t>
+            </w:r>
+            <m:oMath>
+              <m:r>
+                <m:t xml:space="preserve">0</m:t>
+              </m:r>
+            </m:oMath>
+          </w:p>
+        </w:tc>
+        <w:tc>
+          <w:tcPr>
+            <w:tcW w:w="523" w:type="dxa"/>
+            <w:tcBorders>
+              <w:top w:val="single" w:sz="4" w:color="000000"/>
+              <w:left w:val="nil" w:sz="4" w:color="000000"/>
+              <w:bottom w:val="single" w:sz="4" w:color="000000"/>
+              <w:right w:val="nil" w:sz="4" w:color="000000"/>
+            </w:tcBorders>
+            <w:tcMar>
+              <w:top w:w="30" w:type="dxa"/>
+              <w:left w:w="110" w:type="dxa"/>
+              <w:bottom w:w="30" w:type="dxa"/>
+              <w:right w:w="110" w:type="dxa"/>
+            </w:tcMar>
+            <w:vAlign w:val="center"/>
+          </w:tcPr>
+          <w:p>
+            <w:pPr>
+              <w:spacing w:before="20" w:after="20" w:line="264" w:lineRule="auto"/>
+              <w:jc w:val="center"/>
+            </w:pPr>
+            <w:r>
+              <w:rPr>
+                <w:rFonts w:ascii="Calibri" w:hAnsi="Calibri" w:eastAsia="微軟正黑體"/>
+                <w:sz w:val="24"/>
+                <w:szCs w:val="24"/>
+              </w:rPr>
+              <w:t xml:space="preserve"> </w:t>
+            </w:r>
+            <w:r>
+              <w:rPr>
+                <w:rFonts w:ascii="Calibri" w:hAnsi="Calibri" w:eastAsia="微軟正黑體"/>
+                <w:sz w:val="24"/>
+                <w:szCs w:val="24"/>
+              </w:rPr>
+              <w:t xml:space="preserve">或</w:t>
+            </w:r>
+          </w:p>
+        </w:tc>
+        <w:tc>
+          <w:tcPr>
+            <w:tcW w:w="1122" w:type="dxa"/>
+            <w:tcBorders>
+              <w:top w:val="single" w:sz="4" w:color="000000"/>
+              <w:left w:val="nil" w:sz="4" w:color="000000"/>
+              <w:bottom w:val="single" w:sz="4" w:color="000000"/>
+              <w:right w:val="nil" w:sz="4" w:color="000000"/>
+            </w:tcBorders>
+            <w:tcMar>
+              <w:top w:w="30" w:type="dxa"/>
+              <w:left w:w="110" w:type="dxa"/>
+              <w:bottom w:w="30" w:type="dxa"/>
+              <w:right w:w="110" w:type="dxa"/>
+            </w:tcMar>
+            <w:vAlign w:val="center"/>
+          </w:tcPr>
+          <w:p>
+            <w:pPr>
+              <w:spacing w:before="20" w:after="20" w:line="264" w:lineRule="auto"/>
+              <w:jc w:val="right"/>
+            </w:pPr>
+            <w:r>
+              <w:rPr>
+                <w:rFonts w:ascii="Calibri" w:hAnsi="Calibri" w:eastAsia="微軟正黑體"/>
+                <w:sz w:val="24"/>
+                <w:szCs w:val="24"/>
+              </w:rPr>
+              <w:t xml:space="preserve"> </w:t>
+            </w:r>
+            <m:oMath>
               <m:r>
                 <m:t xml:space="preserve">x</m:t>
               </m:r>
@@ -1360,9 +1540,6 @@
               <m:r>
                 <m:t xml:space="preserve">12</m:t>
               </m:r>
-              <m:r>
-                <m:t xml:space="preserve">)</m:t>
-              </m:r>
             </m:oMath>
           </w:p>
         </w:tc>
@@ -1397,8 +1574,7 @@
         </w:tc>
         <w:tc>
           <w:tcPr>
-            <w:tcW w:w="4828" w:type="dxa"/>
-            <w:gridSpan w:val="5"/>
+            <w:tcW w:w="1500" w:type="dxa"/>
             <w:tcBorders>
               <w:top w:val="single" w:sz="4" w:color="000000"/>
               <w:left w:val="nil" w:sz="4" w:color="000000"/>
@@ -1461,7 +1637,7 @@
                 <w:sz w:val="24"/>
                 <w:szCs w:val="24"/>
               </w:rPr>
-              <w:t xml:space="preserve">因式分解</w:t>
+              <w:t xml:space="preserve">每個因式等於 0</w:t>
             </w:r>
           </w:p>
         </w:tc>
@@ -1501,293 +1677,6 @@
               <w:t xml:space="preserve"> </w:t>
             </w:r>
             <m:oMath>
-              <m:r>
-                <m:t xml:space="preserve">x</m:t>
-              </m:r>
-              <m:r>
-                <m:t xml:space="preserve">−</m:t>
-              </m:r>
-              <m:r>
-                <m:t xml:space="preserve">3</m:t>
-              </m:r>
-            </m:oMath>
-          </w:p>
-        </w:tc>
-        <w:tc>
-          <w:tcPr>
-            <w:tcW w:w="411" w:type="dxa"/>
-            <w:tcBorders>
-              <w:top w:val="single" w:sz="4" w:color="000000"/>
-              <w:left w:val="nil" w:sz="4" w:color="000000"/>
-              <w:bottom w:val="single" w:sz="4" w:color="000000"/>
-              <w:right w:val="nil" w:sz="4" w:color="000000"/>
-            </w:tcBorders>
-            <w:tcMar>
-              <w:top w:w="30" w:type="dxa"/>
-              <w:left w:w="110" w:type="dxa"/>
-              <w:bottom w:w="30" w:type="dxa"/>
-              <w:right w:w="110" w:type="dxa"/>
-            </w:tcMar>
-            <w:vAlign w:val="center"/>
-          </w:tcPr>
-          <w:p>
-            <w:pPr>
-              <w:spacing w:before="20" w:after="20" w:line="264" w:lineRule="auto"/>
-              <w:jc w:val="center"/>
-            </w:pPr>
-            <m:oMath>
-              <m:r>
-                <m:t xml:space="preserve">=</m:t>
-              </m:r>
-            </m:oMath>
-          </w:p>
-        </w:tc>
-        <w:tc>
-          <w:tcPr>
-            <w:tcW w:w="1272" w:type="dxa"/>
-            <w:tcBorders>
-              <w:top w:val="single" w:sz="4" w:color="000000"/>
-              <w:left w:val="nil" w:sz="4" w:color="000000"/>
-              <w:bottom w:val="single" w:sz="4" w:color="000000"/>
-              <w:right w:val="nil" w:sz="4" w:color="000000"/>
-            </w:tcBorders>
-            <w:tcMar>
-              <w:top w:w="30" w:type="dxa"/>
-              <w:left w:w="110" w:type="dxa"/>
-              <w:bottom w:w="30" w:type="dxa"/>
-              <w:right w:w="110" w:type="dxa"/>
-            </w:tcMar>
-            <w:vAlign w:val="center"/>
-          </w:tcPr>
-          <w:p>
-            <w:pPr>
-              <w:spacing w:before="20" w:after="20" w:line="264" w:lineRule="auto"/>
-              <w:jc w:val="left"/>
-            </w:pPr>
-            <w:r>
-              <w:rPr>
-                <w:rFonts w:ascii="Calibri" w:hAnsi="Calibri" w:eastAsia="微軟正黑體"/>
-                <w:sz w:val="24"/>
-                <w:szCs w:val="24"/>
-              </w:rPr>
-              <w:t xml:space="preserve"> </w:t>
-            </w:r>
-            <m:oMath>
-              <m:r>
-                <m:t xml:space="preserve">0</m:t>
-              </m:r>
-            </m:oMath>
-          </w:p>
-        </w:tc>
-        <w:tc>
-          <w:tcPr>
-            <w:tcW w:w="523" w:type="dxa"/>
-            <w:tcBorders>
-              <w:top w:val="single" w:sz="4" w:color="000000"/>
-              <w:left w:val="nil" w:sz="4" w:color="000000"/>
-              <w:bottom w:val="single" w:sz="4" w:color="000000"/>
-              <w:right w:val="nil" w:sz="4" w:color="000000"/>
-            </w:tcBorders>
-            <w:tcMar>
-              <w:top w:w="30" w:type="dxa"/>
-              <w:left w:w="110" w:type="dxa"/>
-              <w:bottom w:w="30" w:type="dxa"/>
-              <w:right w:w="110" w:type="dxa"/>
-            </w:tcMar>
-            <w:vAlign w:val="center"/>
-          </w:tcPr>
-          <w:p>
-            <w:pPr>
-              <w:spacing w:before="20" w:after="20" w:line="264" w:lineRule="auto"/>
-              <w:jc w:val="center"/>
-            </w:pPr>
-            <w:r>
-              <w:rPr>
-                <w:rFonts w:ascii="Calibri" w:hAnsi="Calibri" w:eastAsia="微軟正黑體"/>
-                <w:sz w:val="24"/>
-                <w:szCs w:val="24"/>
-              </w:rPr>
-              <w:t xml:space="preserve"> </w:t>
-            </w:r>
-            <w:r>
-              <w:rPr>
-                <w:rFonts w:ascii="Calibri" w:hAnsi="Calibri" w:eastAsia="微軟正黑體"/>
-                <w:sz w:val="24"/>
-                <w:szCs w:val="24"/>
-              </w:rPr>
-              <w:t xml:space="preserve">或</w:t>
-            </w:r>
-          </w:p>
-        </w:tc>
-        <w:tc>
-          <w:tcPr>
-            <w:tcW w:w="1122" w:type="dxa"/>
-            <w:tcBorders>
-              <w:top w:val="single" w:sz="4" w:color="000000"/>
-              <w:left w:val="nil" w:sz="4" w:color="000000"/>
-              <w:bottom w:val="single" w:sz="4" w:color="000000"/>
-              <w:right w:val="nil" w:sz="4" w:color="000000"/>
-            </w:tcBorders>
-            <w:tcMar>
-              <w:top w:w="30" w:type="dxa"/>
-              <w:left w:w="110" w:type="dxa"/>
-              <w:bottom w:w="30" w:type="dxa"/>
-              <w:right w:w="110" w:type="dxa"/>
-            </w:tcMar>
-            <w:vAlign w:val="center"/>
-          </w:tcPr>
-          <w:p>
-            <w:pPr>
-              <w:spacing w:before="20" w:after="20" w:line="264" w:lineRule="auto"/>
-              <w:jc w:val="right"/>
-            </w:pPr>
-            <w:r>
-              <w:rPr>
-                <w:rFonts w:ascii="Calibri" w:hAnsi="Calibri" w:eastAsia="微軟正黑體"/>
-                <w:sz w:val="24"/>
-                <w:szCs w:val="24"/>
-              </w:rPr>
-              <w:t xml:space="preserve"> </w:t>
-            </w:r>
-            <m:oMath>
-              <m:r>
-                <m:t xml:space="preserve">x</m:t>
-              </m:r>
-              <m:r>
-                <m:t xml:space="preserve">−</m:t>
-              </m:r>
-              <m:r>
-                <m:t xml:space="preserve">12</m:t>
-              </m:r>
-            </m:oMath>
-          </w:p>
-        </w:tc>
-        <w:tc>
-          <w:tcPr>
-            <w:tcW w:w="411" w:type="dxa"/>
-            <w:tcBorders>
-              <w:top w:val="single" w:sz="4" w:color="000000"/>
-              <w:left w:val="nil" w:sz="4" w:color="000000"/>
-              <w:bottom w:val="single" w:sz="4" w:color="000000"/>
-              <w:right w:val="nil" w:sz="4" w:color="000000"/>
-            </w:tcBorders>
-            <w:tcMar>
-              <w:top w:w="30" w:type="dxa"/>
-              <w:left w:w="110" w:type="dxa"/>
-              <w:bottom w:w="30" w:type="dxa"/>
-              <w:right w:w="110" w:type="dxa"/>
-            </w:tcMar>
-            <w:vAlign w:val="center"/>
-          </w:tcPr>
-          <w:p>
-            <w:pPr>
-              <w:spacing w:before="20" w:after="20" w:line="264" w:lineRule="auto"/>
-              <w:jc w:val="center"/>
-            </w:pPr>
-            <m:oMath>
-              <m:r>
-                <m:t xml:space="preserve">=</m:t>
-              </m:r>
-            </m:oMath>
-          </w:p>
-        </w:tc>
-        <w:tc>
-          <w:tcPr>
-            <w:tcW w:w="1500" w:type="dxa"/>
-            <w:tcBorders>
-              <w:top w:val="single" w:sz="4" w:color="000000"/>
-              <w:left w:val="nil" w:sz="4" w:color="000000"/>
-              <w:bottom w:val="single" w:sz="4" w:color="000000"/>
-              <w:right w:val="single" w:sz="4" w:color="000000"/>
-            </w:tcBorders>
-            <w:tcMar>
-              <w:top w:w="30" w:type="dxa"/>
-              <w:left w:w="110" w:type="dxa"/>
-              <w:bottom w:w="30" w:type="dxa"/>
-              <w:right w:w="110" w:type="dxa"/>
-            </w:tcMar>
-            <w:vAlign w:val="center"/>
-          </w:tcPr>
-          <w:p>
-            <w:pPr>
-              <w:spacing w:before="20" w:after="20" w:line="264" w:lineRule="auto"/>
-              <w:jc w:val="left"/>
-            </w:pPr>
-            <w:r>
-              <w:rPr>
-                <w:rFonts w:ascii="Calibri" w:hAnsi="Calibri" w:eastAsia="微軟正黑體"/>
-                <w:sz w:val="24"/>
-                <w:szCs w:val="24"/>
-              </w:rPr>
-              <w:t xml:space="preserve"> </w:t>
-            </w:r>
-            <m:oMath>
-              <m:r>
-                <m:t xml:space="preserve">0</m:t>
-              </m:r>
-            </m:oMath>
-          </w:p>
-        </w:tc>
-        <w:tc>
-          <w:tcPr>
-            <w:tcW w:w="3854" w:type="dxa"/>
-            <w:tcBorders>
-              <w:top w:val="single" w:sz="4" w:color="000000"/>
-              <w:left w:val="single" w:sz="4" w:color="000000"/>
-              <w:bottom w:val="single" w:sz="4" w:color="000000"/>
-              <w:right w:val="single" w:sz="4" w:color="000000"/>
-            </w:tcBorders>
-            <w:tcMar>
-              <w:top w:w="30" w:type="dxa"/>
-              <w:left w:w="110" w:type="dxa"/>
-              <w:bottom w:w="30" w:type="dxa"/>
-              <w:right w:w="110" w:type="dxa"/>
-            </w:tcMar>
-            <w:vAlign w:val="center"/>
-          </w:tcPr>
-          <w:p>
-            <w:pPr>
-              <w:spacing w:before="20" w:after="20" w:line="264" w:lineRule="auto"/>
-              <w:jc w:val="left"/>
-            </w:pPr>
-          </w:p>
-        </w:tc>
-      </w:tr>
-      <w:tr>
-        <w:trPr>
-          <w:cantSplit/>
-        </w:trPr>
-        <w:tc>
-          <w:tcPr>
-            <w:tcW w:w="2245" w:type="dxa"/>
-            <w:tcBorders>
-              <w:top w:val="single" w:sz="4" w:color="000000"/>
-              <w:left w:val="single" w:sz="4" w:color="000000"/>
-              <w:bottom w:val="single" w:sz="4" w:color="000000"/>
-              <w:right w:val="nil" w:sz="4" w:color="000000"/>
-            </w:tcBorders>
-            <w:tcMar>
-              <w:top w:w="30" w:type="dxa"/>
-              <w:left w:w="110" w:type="dxa"/>
-              <w:bottom w:w="30" w:type="dxa"/>
-              <w:right w:w="110" w:type="dxa"/>
-            </w:tcMar>
-            <w:vAlign w:val="center"/>
-          </w:tcPr>
-          <w:p>
-            <w:pPr>
-              <w:spacing w:before="20" w:after="20" w:line="264" w:lineRule="auto"/>
-              <w:jc w:val="right"/>
-            </w:pPr>
-            <w:r>
-              <w:rPr>
-                <w:rFonts w:ascii="Calibri" w:hAnsi="Calibri" w:eastAsia="微軟正黑體"/>
-                <w:sz w:val="24"/>
-                <w:szCs w:val="24"/>
-              </w:rPr>
-              <w:t xml:space="preserve"> </w:t>
-            </w:r>
-            <m:oMath>
               <m:sSub>
                 <m:e>
                   <m:r>
@@ -2043,6 +1932,14 @@
               <w:spacing w:before="20" w:after="20" w:line="264" w:lineRule="auto"/>
               <w:jc w:val="left"/>
             </w:pPr>
+            <w:r>
+              <w:rPr>
+                <w:rFonts w:ascii="Calibri" w:hAnsi="Calibri" w:eastAsia="微軟正黑體"/>
+                <w:sz w:val="24"/>
+                <w:szCs w:val="24"/>
+              </w:rPr>
+              <w:t xml:space="preserve">解出兩根</w:t>
+            </w:r>
           </w:p>
         </w:tc>
       </w:tr>
@@ -2625,7 +2522,7 @@
           <w:sz w:val="24"/>
           <w:szCs w:val="24"/>
         </w:rPr>
-        <w:t xml:space="preserve">一、講稿</w:t>
+        <w:t xml:space="preserve">一、講稿（跟老師的 3+1 步驟）</w:t>
       </w:r>
     </w:p>
     <w:tbl>
@@ -2675,7 +2572,7 @@
                 <w:sz w:val="22"/>
                 <w:szCs w:val="22"/>
               </w:rPr>
-              <w:t xml:space="preserve">手順</w:t>
+              <w:t xml:space="preserve">步驟</w:t>
             </w:r>
           </w:p>
         </w:tc>
@@ -2737,7 +2634,7 @@
                 <w:sz w:val="24"/>
                 <w:szCs w:val="24"/>
               </w:rPr>
-              <w:t xml:space="preserve">① 說考點</w:t>
+              <w:t xml:space="preserve">① 審題</w:t>
             </w:r>
           </w:p>
         </w:tc>
@@ -2763,7 +2660,35 @@
                 <w:sz w:val="24"/>
                 <w:szCs w:val="24"/>
               </w:rPr>
-              <w:t xml:space="preserve">「這題考工作問題：工作量 ＝ 效率 × 時間。」</w:t>
+              <w:t xml:space="preserve">「瑪麗和約翰分別要用 4 小時和 3 小時完成一件工作。</w:t>
+            </w:r>
+          </w:p>
+          <w:p>
+            <w:pPr>
+              <w:spacing w:before="20" w:after="20" w:line="264" w:lineRule="auto"/>
+              <w:jc w:val="left"/>
+            </w:pPr>
+            <w:r>
+              <w:rPr>
+                <w:rFonts w:ascii="Calibri" w:hAnsi="Calibri" w:eastAsia="微軟正黑體"/>
+                <w:sz w:val="24"/>
+                <w:szCs w:val="24"/>
+              </w:rPr>
+              <w:t xml:space="preserve">要求兩人一起做，完成 5 件要多少小時。</w:t>
+            </w:r>
+          </w:p>
+          <w:p>
+            <w:pPr>
+              <w:spacing w:before="20" w:after="20" w:line="264" w:lineRule="auto"/>
+              <w:jc w:val="left"/>
+            </w:pPr>
+            <w:r>
+              <w:rPr>
+                <w:rFonts w:ascii="Calibri" w:hAnsi="Calibri" w:eastAsia="微軟正黑體"/>
+                <w:sz w:val="24"/>
+                <w:szCs w:val="24"/>
+              </w:rPr>
+              <w:t xml:space="preserve">要留意是 5 件，不是 1 件。」</w:t>
             </w:r>
           </w:p>
         </w:tc>
@@ -2796,7 +2721,7 @@
                 <w:sz w:val="24"/>
                 <w:szCs w:val="24"/>
               </w:rPr>
-              <w:t xml:space="preserve">② 求效率</w:t>
+              <w:t xml:space="preserve">② 思路</w:t>
             </w:r>
           </w:p>
         </w:tc>
@@ -2822,131 +2747,21 @@
                 <w:sz w:val="24"/>
                 <w:szCs w:val="24"/>
               </w:rPr>
-              <w:t xml:space="preserve">「瑪麗每小時做 </w:t>
-            </w:r>
-            <m:oMath>
-              <m:f>
-                <m:num>
-                  <m:r>
-                    <m:t xml:space="preserve">1</m:t>
-                  </m:r>
-                </m:num>
-                <m:den>
-                  <m:r>
-                    <m:t xml:space="preserve">4</m:t>
-                  </m:r>
-                </m:den>
-              </m:f>
-            </m:oMath>
-            <w:r>
-              <w:rPr>
-                <w:rFonts w:ascii="Calibri" w:hAnsi="Calibri" w:eastAsia="微軟正黑體"/>
-                <w:sz w:val="24"/>
-                <w:szCs w:val="24"/>
-              </w:rPr>
-              <w:t xml:space="preserve"> 件，約翰每小時做 </w:t>
-            </w:r>
-            <m:oMath>
-              <m:f>
-                <m:num>
-                  <m:r>
-                    <m:t xml:space="preserve">1</m:t>
-                  </m:r>
-                </m:num>
-                <m:den>
-                  <m:r>
-                    <m:t xml:space="preserve">3</m:t>
-                  </m:r>
-                </m:den>
-              </m:f>
-            </m:oMath>
-            <w:r>
-              <w:rPr>
-                <w:rFonts w:ascii="Calibri" w:hAnsi="Calibri" w:eastAsia="微軟正黑體"/>
-                <w:sz w:val="24"/>
-                <w:szCs w:val="24"/>
-              </w:rPr>
-              <w:t xml:space="preserve"> 件。</w:t>
-            </w:r>
-          </w:p>
-          <w:p>
-            <w:pPr>
-              <w:spacing w:before="20" w:after="20" w:line="264" w:lineRule="auto"/>
-              <w:jc w:val="left"/>
-            </w:pPr>
-            <w:r>
-              <w:rPr>
-                <w:rFonts w:ascii="Calibri" w:hAnsi="Calibri" w:eastAsia="微軟正黑體"/>
-                <w:sz w:val="24"/>
-                <w:szCs w:val="24"/>
-              </w:rPr>
-              <w:t xml:space="preserve">兩人一起做，每小時做 </w:t>
-            </w:r>
-            <m:oMath>
-              <m:f>
-                <m:num>
-                  <m:r>
-                    <m:t xml:space="preserve">1</m:t>
-                  </m:r>
-                </m:num>
-                <m:den>
-                  <m:r>
-                    <m:t xml:space="preserve">4</m:t>
-                  </m:r>
-                </m:den>
-              </m:f>
-              <m:r>
-                <m:t xml:space="preserve">+</m:t>
-              </m:r>
-              <m:f>
-                <m:num>
-                  <m:r>
-                    <m:t xml:space="preserve">1</m:t>
-                  </m:r>
-                </m:num>
-                <m:den>
-                  <m:r>
-                    <m:t xml:space="preserve">3</m:t>
-                  </m:r>
-                </m:den>
-              </m:f>
-              <m:r>
-                <m:t xml:space="preserve">=</m:t>
-              </m:r>
-              <m:f>
-                <m:num>
-                  <m:r>
-                    <m:t xml:space="preserve">7</m:t>
-                  </m:r>
-                </m:num>
-                <m:den>
-                  <m:r>
-                    <m:t xml:space="preserve">12</m:t>
-                  </m:r>
-                </m:den>
-              </m:f>
-            </m:oMath>
-            <w:r>
-              <w:rPr>
-                <w:rFonts w:ascii="Calibri" w:hAnsi="Calibri" w:eastAsia="微軟正黑體"/>
-                <w:sz w:val="24"/>
-                <w:szCs w:val="24"/>
-              </w:rPr>
-              <w:t xml:space="preserve"> 件。」</w:t>
-            </w:r>
-          </w:p>
-          <w:p>
-            <w:pPr>
-              <w:spacing w:before="20" w:after="20" w:line="264" w:lineRule="auto"/>
-              <w:jc w:val="left"/>
-            </w:pPr>
-            <w:r>
-              <w:rPr>
-                <w:rFonts w:ascii="Calibri" w:hAnsi="Calibri" w:eastAsia="微軟正黑體"/>
-                <w:sz w:val="21"/>
-                <w:szCs w:val="21"/>
-              </w:rPr>
-              <w:t xml:space="preserve">※ 效率可以相加，時間不可以相加</w:t>
+              <w:t xml:space="preserve">「我用「工作量 ＝ 效率 × 時間」：先求兩人每小時合共做多少件，再用工作量除以效率。</w:t>
+            </w:r>
+          </w:p>
+          <w:p>
+            <w:pPr>
+              <w:spacing w:before="20" w:after="20" w:line="264" w:lineRule="auto"/>
+              <w:jc w:val="left"/>
+            </w:pPr>
+            <w:r>
+              <w:rPr>
+                <w:rFonts w:ascii="Calibri" w:hAnsi="Calibri" w:eastAsia="微軟正黑體"/>
+                <w:sz w:val="24"/>
+                <w:szCs w:val="24"/>
+              </w:rPr>
+              <w:t xml:space="preserve">因為兩人一起做時，效率可以直接相加，這樣最直接。」</w:t>
             </w:r>
           </w:p>
         </w:tc>
@@ -2979,7 +2794,7 @@
                 <w:sz w:val="24"/>
                 <w:szCs w:val="24"/>
               </w:rPr>
-              <w:t xml:space="preserve">③ 講計算</w:t>
+              <w:t xml:space="preserve">③ 推導</w:t>
             </w:r>
           </w:p>
         </w:tc>
@@ -3002,81 +2817,46 @@
             <w:r>
               <w:rPr>
                 <w:rFonts w:ascii="Calibri" w:hAnsi="Calibri" w:eastAsia="微軟正黑體"/>
-                <w:sz w:val="24"/>
-                <w:szCs w:val="24"/>
-              </w:rPr>
-              <w:t xml:space="preserve">「時間 ＝ 工作量 ÷ 效率。</w:t>
-            </w:r>
-          </w:p>
-          <w:p>
-            <w:pPr>
-              <w:spacing w:before="20" w:after="20" w:line="264" w:lineRule="auto"/>
-              <w:jc w:val="left"/>
-            </w:pPr>
-            <w:r>
-              <w:rPr>
-                <w:rFonts w:ascii="Calibri" w:hAnsi="Calibri" w:eastAsia="微軟正黑體"/>
-                <w:sz w:val="24"/>
-                <w:szCs w:val="24"/>
-              </w:rPr>
-              <w:t xml:space="preserve">完成 5 件需要 </w:t>
-            </w:r>
-            <m:oMath>
-              <m:r>
-                <m:t xml:space="preserve">5</m:t>
-              </m:r>
-              <m:r>
-                <m:t xml:space="preserve">÷</m:t>
-              </m:r>
+                <w:sz w:val="21"/>
+                <w:szCs w:val="21"/>
+              </w:rPr>
+              <w:t xml:space="preserve">▶ 指著下面的板書由上而下逐行講，每行講出右邊「這一步在做什麼」。講完最後一行說：</w:t>
+            </w:r>
+          </w:p>
+          <w:p>
+            <w:pPr>
+              <w:spacing w:before="20" w:after="20" w:line="264" w:lineRule="auto"/>
+              <w:jc w:val="left"/>
+            </w:pPr>
+            <w:r>
+              <w:rPr>
+                <w:rFonts w:ascii="Calibri" w:hAnsi="Calibri" w:eastAsia="微軟正黑體"/>
+                <w:sz w:val="24"/>
+                <w:szCs w:val="24"/>
+              </w:rPr>
+              <w:t xml:space="preserve">「完成 5 件需要 </w:t>
+            </w:r>
+            <m:oMath>
               <m:f>
                 <m:num>
                   <m:r>
-                    <m:t xml:space="preserve">7</m:t>
+                    <m:t xml:space="preserve">60</m:t>
                   </m:r>
                 </m:num>
                 <m:den>
                   <m:r>
-                    <m:t xml:space="preserve">12</m:t>
+                    <m:t xml:space="preserve">7</m:t>
                   </m:r>
                 </m:den>
               </m:f>
-              <m:r>
-                <m:t xml:space="preserve">=</m:t>
-              </m:r>
-              <m:f>
-                <m:num>
-                  <m:r>
-                    <m:t xml:space="preserve">60</m:t>
-                  </m:r>
-                </m:num>
-                <m:den>
-                  <m:r>
-                    <m:t xml:space="preserve">7</m:t>
-                  </m:r>
-                </m:den>
-              </m:f>
-            </m:oMath>
-            <w:r>
-              <w:rPr>
-                <w:rFonts w:ascii="Calibri" w:hAnsi="Calibri" w:eastAsia="微軟正黑體"/>
-                <w:sz w:val="24"/>
-                <w:szCs w:val="24"/>
-              </w:rPr>
-              <w:t xml:space="preserve"> 小時。」</w:t>
-            </w:r>
-          </w:p>
-          <w:p>
-            <w:pPr>
-              <w:spacing w:before="20" w:after="20" w:line="264" w:lineRule="auto"/>
-              <w:jc w:val="left"/>
-            </w:pPr>
-            <w:r>
-              <w:rPr>
-                <w:rFonts w:ascii="Calibri" w:hAnsi="Calibri" w:eastAsia="微軟正黑體"/>
-                <w:sz w:val="21"/>
-                <w:szCs w:val="21"/>
-              </w:rPr>
-              <w:t xml:space="preserve">※ 除以分數，等於乘以它的倒數</w:t>
+            </m:oMath>
+            <w:r>
+              <w:rPr>
+                <w:rFonts w:ascii="Calibri" w:hAnsi="Calibri" w:eastAsia="微軟正黑體"/>
+                <w:sz w:val="24"/>
+                <w:szCs w:val="24"/>
+              </w:rPr>
+              <w:t xml:space="preserve"> 小時，對照選項，答案是 E。」</w:t>
             </w:r>
           </w:p>
         </w:tc>
@@ -3109,7 +2889,7 @@
                 <w:sz w:val="24"/>
                 <w:szCs w:val="24"/>
               </w:rPr>
-              <w:t xml:space="preserve">④ 講答案</w:t>
+              <w:t xml:space="preserve">④ 總結</w:t>
             </w:r>
           </w:p>
         </w:tc>
@@ -3135,7 +2915,21 @@
                 <w:sz w:val="24"/>
                 <w:szCs w:val="24"/>
               </w:rPr>
-              <w:t xml:space="preserve">「所以答案是 E。」</w:t>
+              <w:t xml:space="preserve">「這題考工作問題：工作量 ＝ 效率 × 時間。</w:t>
+            </w:r>
+          </w:p>
+          <w:p>
+            <w:pPr>
+              <w:spacing w:before="20" w:after="20" w:line="264" w:lineRule="auto"/>
+              <w:jc w:val="left"/>
+            </w:pPr>
+            <w:r>
+              <w:rPr>
+                <w:rFonts w:ascii="Calibri" w:hAnsi="Calibri" w:eastAsia="微軟正黑體"/>
+                <w:sz w:val="24"/>
+                <w:szCs w:val="24"/>
+              </w:rPr>
+              <w:t xml:space="preserve">大家要小心：效率可以相加，時間不可以相加；除以分數要乘以它的倒數。」</w:t>
             </w:r>
           </w:p>
         </w:tc>
@@ -3160,7 +2954,7 @@
           <w:sz w:val="24"/>
           <w:szCs w:val="24"/>
         </w:rPr>
-        <w:t xml:space="preserve">二、寫在紙上的算式</w:t>
+        <w:t xml:space="preserve">二、板書（寫在黑板上，也是書面解答過程）</w:t>
       </w:r>
     </w:p>
     <w:tbl>
@@ -4163,6 +3957,14 @@
               <w:spacing w:before="20" w:after="20" w:line="264" w:lineRule="auto"/>
               <w:jc w:val="left"/>
             </w:pPr>
+            <w:r>
+              <w:rPr>
+                <w:rFonts w:ascii="Calibri" w:hAnsi="Calibri" w:eastAsia="微軟正黑體"/>
+                <w:sz w:val="24"/>
+                <w:szCs w:val="24"/>
+              </w:rPr>
+              <w:t xml:space="preserve">計算</w:t>
+            </w:r>
           </w:p>
         </w:tc>
       </w:tr>
@@ -4462,7 +4264,7 @@
           <w:sz w:val="24"/>
           <w:szCs w:val="24"/>
         </w:rPr>
-        <w:t xml:space="preserve">一、講稿</w:t>
+        <w:t xml:space="preserve">一、講稿（跟老師的 3+1 步驟）</w:t>
       </w:r>
     </w:p>
     <w:tbl>
@@ -4512,7 +4314,7 @@
                 <w:sz w:val="22"/>
                 <w:szCs w:val="22"/>
               </w:rPr>
-              <w:t xml:space="preserve">手順</w:t>
+              <w:t xml:space="preserve">步驟</w:t>
             </w:r>
           </w:p>
         </w:tc>
@@ -4574,7 +4376,7 @@
                 <w:sz w:val="24"/>
                 <w:szCs w:val="24"/>
               </w:rPr>
-              <w:t xml:space="preserve">① 說考點</w:t>
+              <w:t xml:space="preserve">① 審題</w:t>
             </w:r>
           </w:p>
         </w:tc>
@@ -4600,7 +4402,7 @@
                 <w:sz w:val="24"/>
                 <w:szCs w:val="24"/>
               </w:rPr>
-              <w:t xml:space="preserve">「這題考數列『前 </w:t>
+              <w:t xml:space="preserve">「題目說等差數列前 </w:t>
             </w:r>
             <m:oMath>
               <m:r>
@@ -4613,7 +4415,29 @@
                 <w:sz w:val="24"/>
                 <w:szCs w:val="24"/>
               </w:rPr>
-              <w:t xml:space="preserve"> 項和 </w:t>
+              <w:t xml:space="preserve"> 項的總和是 </w:t>
+            </w:r>
+            <m:oMath>
+              <m:sSup>
+                <m:e>
+                  <m:r>
+                    <m:t xml:space="preserve">n</m:t>
+                  </m:r>
+                </m:e>
+                <m:sup>
+                  <m:r>
+                    <m:t xml:space="preserve">2</m:t>
+                  </m:r>
+                </m:sup>
+              </m:sSup>
+            </m:oMath>
+            <w:r>
+              <w:rPr>
+                <w:rFonts w:ascii="Calibri" w:hAnsi="Calibri" w:eastAsia="微軟正黑體"/>
+                <w:sz w:val="24"/>
+                <w:szCs w:val="24"/>
+              </w:rPr>
+              <w:t xml:space="preserve">，即 </w:t>
             </w:r>
             <m:oMath>
               <m:sSub>
@@ -4628,27 +4452,43 @@
                   </m:r>
                 </m:sub>
               </m:sSub>
-            </m:oMath>
-            <w:r>
-              <w:rPr>
-                <w:rFonts w:ascii="Calibri" w:hAnsi="Calibri" w:eastAsia="微軟正黑體"/>
-                <w:sz w:val="24"/>
-                <w:szCs w:val="24"/>
-              </w:rPr>
-              <w:t xml:space="preserve">』與『第 </w:t>
-            </w:r>
-            <m:oMath>
-              <m:r>
-                <m:t xml:space="preserve">n</m:t>
-              </m:r>
-            </m:oMath>
-            <w:r>
-              <w:rPr>
-                <w:rFonts w:ascii="Calibri" w:hAnsi="Calibri" w:eastAsia="微軟正黑體"/>
-                <w:sz w:val="24"/>
-                <w:szCs w:val="24"/>
-              </w:rPr>
-              <w:t xml:space="preserve"> 項 </w:t>
+              <m:r>
+                <m:t xml:space="preserve">=</m:t>
+              </m:r>
+              <m:sSup>
+                <m:e>
+                  <m:r>
+                    <m:t xml:space="preserve">n</m:t>
+                  </m:r>
+                </m:e>
+                <m:sup>
+                  <m:r>
+                    <m:t xml:space="preserve">2</m:t>
+                  </m:r>
+                </m:sup>
+              </m:sSup>
+            </m:oMath>
+            <w:r>
+              <w:rPr>
+                <w:rFonts w:ascii="Calibri" w:hAnsi="Calibri" w:eastAsia="微軟正黑體"/>
+                <w:sz w:val="24"/>
+                <w:szCs w:val="24"/>
+              </w:rPr>
+              <w:t xml:space="preserve">。</w:t>
+            </w:r>
+          </w:p>
+          <w:p>
+            <w:pPr>
+              <w:spacing w:before="20" w:after="20" w:line="264" w:lineRule="auto"/>
+              <w:jc w:val="left"/>
+            </w:pPr>
+            <w:r>
+              <w:rPr>
+                <w:rFonts w:ascii="Calibri" w:hAnsi="Calibri" w:eastAsia="微軟正黑體"/>
+                <w:sz w:val="24"/>
+                <w:szCs w:val="24"/>
+              </w:rPr>
+              <w:t xml:space="preserve">要求的是第 10 項 </w:t>
             </w:r>
             <m:oMath>
               <m:sSub>
@@ -4659,7 +4499,7 @@
                 </m:e>
                 <m:sub>
                   <m:r>
-                    <m:t xml:space="preserve">n</m:t>
+                    <m:t xml:space="preserve">10</m:t>
                   </m:r>
                 </m:sub>
               </m:sSub>
@@ -4670,7 +4510,69 @@
                 <w:sz w:val="24"/>
                 <w:szCs w:val="24"/>
               </w:rPr>
-              <w:t xml:space="preserve">』的關係。」</w:t>
+              <w:t xml:space="preserve">。</w:t>
+            </w:r>
+          </w:p>
+          <w:p>
+            <w:pPr>
+              <w:spacing w:before="20" w:after="20" w:line="264" w:lineRule="auto"/>
+              <w:jc w:val="left"/>
+            </w:pPr>
+            <w:r>
+              <w:rPr>
+                <w:rFonts w:ascii="Calibri" w:hAnsi="Calibri" w:eastAsia="微軟正黑體"/>
+                <w:sz w:val="24"/>
+                <w:szCs w:val="24"/>
+              </w:rPr>
+              <w:t xml:space="preserve">要留意 </w:t>
+            </w:r>
+            <m:oMath>
+              <m:sSup>
+                <m:e>
+                  <m:r>
+                    <m:t xml:space="preserve">n</m:t>
+                  </m:r>
+                </m:e>
+                <m:sup>
+                  <m:r>
+                    <m:t xml:space="preserve">2</m:t>
+                  </m:r>
+                </m:sup>
+              </m:sSup>
+            </m:oMath>
+            <w:r>
+              <w:rPr>
+                <w:rFonts w:ascii="Calibri" w:hAnsi="Calibri" w:eastAsia="微軟正黑體"/>
+                <w:sz w:val="24"/>
+                <w:szCs w:val="24"/>
+              </w:rPr>
+              <w:t xml:space="preserve"> 是「前 </w:t>
+            </w:r>
+            <m:oMath>
+              <m:r>
+                <m:t xml:space="preserve">n</m:t>
+              </m:r>
+            </m:oMath>
+            <w:r>
+              <w:rPr>
+                <w:rFonts w:ascii="Calibri" w:hAnsi="Calibri" w:eastAsia="微軟正黑體"/>
+                <w:sz w:val="24"/>
+                <w:szCs w:val="24"/>
+              </w:rPr>
+              <w:t xml:space="preserve"> 項的和」，不是第 </w:t>
+            </w:r>
+            <m:oMath>
+              <m:r>
+                <m:t xml:space="preserve">n</m:t>
+              </m:r>
+            </m:oMath>
+            <w:r>
+              <w:rPr>
+                <w:rFonts w:ascii="Calibri" w:hAnsi="Calibri" w:eastAsia="微軟正黑體"/>
+                <w:sz w:val="24"/>
+                <w:szCs w:val="24"/>
+              </w:rPr>
+              <w:t xml:space="preserve"> 項。」</w:t>
             </w:r>
           </w:p>
         </w:tc>
@@ -4703,7 +4605,7 @@
                 <w:sz w:val="24"/>
                 <w:szCs w:val="24"/>
               </w:rPr>
-              <w:t xml:space="preserve">② 說方法</w:t>
+              <w:t xml:space="preserve">② 思路</w:t>
             </w:r>
           </w:p>
         </w:tc>
@@ -4729,7 +4631,7 @@
                 <w:sz w:val="24"/>
                 <w:szCs w:val="24"/>
               </w:rPr>
-              <w:t xml:space="preserve">「第 10 項等於前 10 項的和減去前 9 項的和，即 </w:t>
+              <w:t xml:space="preserve">「我用 </w:t>
             </w:r>
             <m:oMath>
               <m:sSub>
@@ -4781,21 +4683,21 @@
                 <w:sz w:val="24"/>
                 <w:szCs w:val="24"/>
               </w:rPr>
-              <w:t xml:space="preserve">。」</w:t>
-            </w:r>
-          </w:p>
-          <w:p>
-            <w:pPr>
-              <w:spacing w:before="20" w:after="20" w:line="264" w:lineRule="auto"/>
-              <w:jc w:val="left"/>
-            </w:pPr>
-            <w:r>
-              <w:rPr>
-                <w:rFonts w:ascii="Calibri" w:hAnsi="Calibri" w:eastAsia="微軟正黑體"/>
-                <w:sz w:val="21"/>
-                <w:szCs w:val="21"/>
-              </w:rPr>
-              <w:t xml:space="preserve">※ 不是 </w:t>
+              <w:t xml:space="preserve">：前 10 項的和減去前 9 項的和，剩下的就是第 10 項。</w:t>
+            </w:r>
+          </w:p>
+          <w:p>
+            <w:pPr>
+              <w:spacing w:before="20" w:after="20" w:line="264" w:lineRule="auto"/>
+              <w:jc w:val="left"/>
+            </w:pPr>
+            <w:r>
+              <w:rPr>
+                <w:rFonts w:ascii="Calibri" w:hAnsi="Calibri" w:eastAsia="微軟正黑體"/>
+                <w:sz w:val="24"/>
+                <w:szCs w:val="24"/>
+              </w:rPr>
+              <w:t xml:space="preserve">因為題目直接給了 </w:t>
             </w:r>
             <m:oMath>
               <m:sSub>
@@ -4806,7 +4708,7 @@
                 </m:e>
                 <m:sub>
                   <m:r>
-                    <m:t xml:space="preserve">10</m:t>
+                    <m:t xml:space="preserve">n</m:t>
                   </m:r>
                 </m:sub>
               </m:sSub>
@@ -4814,38 +4716,10 @@
             <w:r>
               <w:rPr>
                 <w:rFonts w:ascii="Calibri" w:hAnsi="Calibri" w:eastAsia="微軟正黑體"/>
-                <w:sz w:val="21"/>
-                <w:szCs w:val="21"/>
-              </w:rPr>
-              <w:t xml:space="preserve"> 本身——</w:t>
-            </w:r>
-            <m:oMath>
-              <m:sSub>
-                <m:e>
-                  <m:r>
-                    <m:t xml:space="preserve">S</m:t>
-                  </m:r>
-                </m:e>
-                <m:sub>
-                  <m:r>
-                    <m:t xml:space="preserve">10</m:t>
-                  </m:r>
-                </m:sub>
-              </m:sSub>
-              <m:r>
-                <m:t xml:space="preserve">=</m:t>
-              </m:r>
-              <m:r>
-                <m:t xml:space="preserve">100</m:t>
-              </m:r>
-            </m:oMath>
-            <w:r>
-              <w:rPr>
-                <w:rFonts w:ascii="Calibri" w:hAnsi="Calibri" w:eastAsia="微軟正黑體"/>
-                <w:sz w:val="21"/>
-                <w:szCs w:val="21"/>
-              </w:rPr>
-              <w:t xml:space="preserve"> 是前 10 項加起來</w:t>
+                <w:sz w:val="24"/>
+                <w:szCs w:val="24"/>
+              </w:rPr>
+              <w:t xml:space="preserve">，代入兩次就有答案，不用先求首項和公差。」</w:t>
             </w:r>
           </w:p>
         </w:tc>
@@ -4878,7 +4752,7 @@
                 <w:sz w:val="24"/>
                 <w:szCs w:val="24"/>
               </w:rPr>
-              <w:t xml:space="preserve">③ 講計算</w:t>
+              <w:t xml:space="preserve">③ 推導</w:t>
             </w:r>
           </w:p>
         </w:tc>
@@ -4893,6 +4767,20 @@
             </w:tcMar>
             <w:vAlign w:val="center"/>
           </w:tcPr>
+          <w:p>
+            <w:pPr>
+              <w:spacing w:before="20" w:after="20" w:line="264" w:lineRule="auto"/>
+              <w:jc w:val="left"/>
+            </w:pPr>
+            <w:r>
+              <w:rPr>
+                <w:rFonts w:ascii="Calibri" w:hAnsi="Calibri" w:eastAsia="微軟正黑體"/>
+                <w:sz w:val="21"/>
+                <w:szCs w:val="21"/>
+              </w:rPr>
+              <w:t xml:space="preserve">▶ 指著下面的板書由上而下逐行講，每行講出右邊「這一步在做什麼」。講完最後一行說：</w:t>
+            </w:r>
+          </w:p>
           <w:p>
             <w:pPr>
               <w:spacing w:before="20" w:after="20" w:line="264" w:lineRule="auto"/>
@@ -4910,7 +4798,7 @@
               <m:sSub>
                 <m:e>
                   <m:r>
-                    <m:t xml:space="preserve">S</m:t>
+                    <m:t xml:space="preserve">a</m:t>
                   </m:r>
                 </m:e>
                 <m:sub>
@@ -4923,44 +4811,16 @@
                 <m:t xml:space="preserve">=</m:t>
               </m:r>
               <m:r>
-                <m:t xml:space="preserve">100</m:t>
-              </m:r>
-            </m:oMath>
-            <w:r>
-              <w:rPr>
-                <w:rFonts w:ascii="Calibri" w:hAnsi="Calibri" w:eastAsia="微軟正黑體"/>
-                <w:sz w:val="24"/>
-                <w:szCs w:val="24"/>
-              </w:rPr>
-              <w:t xml:space="preserve">，</w:t>
-            </w:r>
-            <m:oMath>
-              <m:sSub>
-                <m:e>
-                  <m:r>
-                    <m:t xml:space="preserve">S</m:t>
-                  </m:r>
-                </m:e>
-                <m:sub>
-                  <m:r>
-                    <m:t xml:space="preserve">9</m:t>
-                  </m:r>
-                </m:sub>
-              </m:sSub>
-              <m:r>
-                <m:t xml:space="preserve">=</m:t>
-              </m:r>
-              <m:r>
-                <m:t xml:space="preserve">81</m:t>
-              </m:r>
-            </m:oMath>
-            <w:r>
-              <w:rPr>
-                <w:rFonts w:ascii="Calibri" w:hAnsi="Calibri" w:eastAsia="微軟正黑體"/>
-                <w:sz w:val="24"/>
-                <w:szCs w:val="24"/>
-              </w:rPr>
-              <w:t xml:space="preserve">，相減得 19。」</w:t>
+                <m:t xml:space="preserve">19</m:t>
+              </m:r>
+            </m:oMath>
+            <w:r>
+              <w:rPr>
+                <w:rFonts w:ascii="Calibri" w:hAnsi="Calibri" w:eastAsia="微軟正黑體"/>
+                <w:sz w:val="24"/>
+                <w:szCs w:val="24"/>
+              </w:rPr>
+              <w:t xml:space="preserve">，對照選項，答案是 A。」</w:t>
             </w:r>
           </w:p>
         </w:tc>
@@ -4993,7 +4853,7 @@
                 <w:sz w:val="24"/>
                 <w:szCs w:val="24"/>
               </w:rPr>
-              <w:t xml:space="preserve">④ 講答案</w:t>
+              <w:t xml:space="preserve">④ 總結</w:t>
             </w:r>
           </w:p>
         </w:tc>
@@ -5019,7 +4879,141 @@
                 <w:sz w:val="24"/>
                 <w:szCs w:val="24"/>
               </w:rPr>
-              <w:t xml:space="preserve">「所以答案是 A。」</w:t>
+              <w:t xml:space="preserve">「這題考數列的前 </w:t>
+            </w:r>
+            <m:oMath>
+              <m:r>
+                <m:t xml:space="preserve">n</m:t>
+              </m:r>
+            </m:oMath>
+            <w:r>
+              <w:rPr>
+                <w:rFonts w:ascii="Calibri" w:hAnsi="Calibri" w:eastAsia="微軟正黑體"/>
+                <w:sz w:val="24"/>
+                <w:szCs w:val="24"/>
+              </w:rPr>
+              <w:t xml:space="preserve"> 項和 </w:t>
+            </w:r>
+            <m:oMath>
+              <m:sSub>
+                <m:e>
+                  <m:r>
+                    <m:t xml:space="preserve">S</m:t>
+                  </m:r>
+                </m:e>
+                <m:sub>
+                  <m:r>
+                    <m:t xml:space="preserve">n</m:t>
+                  </m:r>
+                </m:sub>
+              </m:sSub>
+            </m:oMath>
+            <w:r>
+              <w:rPr>
+                <w:rFonts w:ascii="Calibri" w:hAnsi="Calibri" w:eastAsia="微軟正黑體"/>
+                <w:sz w:val="24"/>
+                <w:szCs w:val="24"/>
+              </w:rPr>
+              <w:t xml:space="preserve"> 與第 </w:t>
+            </w:r>
+            <m:oMath>
+              <m:r>
+                <m:t xml:space="preserve">n</m:t>
+              </m:r>
+            </m:oMath>
+            <w:r>
+              <w:rPr>
+                <w:rFonts w:ascii="Calibri" w:hAnsi="Calibri" w:eastAsia="微軟正黑體"/>
+                <w:sz w:val="24"/>
+                <w:szCs w:val="24"/>
+              </w:rPr>
+              <w:t xml:space="preserve"> 項 </w:t>
+            </w:r>
+            <m:oMath>
+              <m:sSub>
+                <m:e>
+                  <m:r>
+                    <m:t xml:space="preserve">a</m:t>
+                  </m:r>
+                </m:e>
+                <m:sub>
+                  <m:r>
+                    <m:t xml:space="preserve">n</m:t>
+                  </m:r>
+                </m:sub>
+              </m:sSub>
+            </m:oMath>
+            <w:r>
+              <w:rPr>
+                <w:rFonts w:ascii="Calibri" w:hAnsi="Calibri" w:eastAsia="微軟正黑體"/>
+                <w:sz w:val="24"/>
+                <w:szCs w:val="24"/>
+              </w:rPr>
+              <w:t xml:space="preserve"> 的關係。</w:t>
+            </w:r>
+          </w:p>
+          <w:p>
+            <w:pPr>
+              <w:spacing w:before="20" w:after="20" w:line="264" w:lineRule="auto"/>
+              <w:jc w:val="left"/>
+            </w:pPr>
+            <w:r>
+              <w:rPr>
+                <w:rFonts w:ascii="Calibri" w:hAnsi="Calibri" w:eastAsia="微軟正黑體"/>
+                <w:sz w:val="24"/>
+                <w:szCs w:val="24"/>
+              </w:rPr>
+              <w:t xml:space="preserve">大家要小心：</w:t>
+            </w:r>
+            <m:oMath>
+              <m:sSub>
+                <m:e>
+                  <m:r>
+                    <m:t xml:space="preserve">S</m:t>
+                  </m:r>
+                </m:e>
+                <m:sub>
+                  <m:r>
+                    <m:t xml:space="preserve">10</m:t>
+                  </m:r>
+                </m:sub>
+              </m:sSub>
+              <m:r>
+                <m:t xml:space="preserve">=</m:t>
+              </m:r>
+              <m:r>
+                <m:t xml:space="preserve">100</m:t>
+              </m:r>
+            </m:oMath>
+            <w:r>
+              <w:rPr>
+                <w:rFonts w:ascii="Calibri" w:hAnsi="Calibri" w:eastAsia="微軟正黑體"/>
+                <w:sz w:val="24"/>
+                <w:szCs w:val="24"/>
+              </w:rPr>
+              <w:t xml:space="preserve"> 是前 10 項加起來，不是第 10 項，要再減去 </w:t>
+            </w:r>
+            <m:oMath>
+              <m:sSub>
+                <m:e>
+                  <m:r>
+                    <m:t xml:space="preserve">S</m:t>
+                  </m:r>
+                </m:e>
+                <m:sub>
+                  <m:r>
+                    <m:t xml:space="preserve">9</m:t>
+                  </m:r>
+                </m:sub>
+              </m:sSub>
+            </m:oMath>
+            <w:r>
+              <w:rPr>
+                <w:rFonts w:ascii="Calibri" w:hAnsi="Calibri" w:eastAsia="微軟正黑體"/>
+                <w:sz w:val="24"/>
+                <w:szCs w:val="24"/>
+              </w:rPr>
+              <w:t xml:space="preserve">。」</w:t>
             </w:r>
           </w:p>
         </w:tc>
@@ -5044,7 +5038,7 @@
           <w:sz w:val="24"/>
           <w:szCs w:val="24"/>
         </w:rPr>
-        <w:t xml:space="preserve">二、寫在紙上的算式</w:t>
+        <w:t xml:space="preserve">二、板書（寫在黑板上，也是書面解答過程）</w:t>
       </w:r>
     </w:p>
     <w:tbl>
@@ -5657,6 +5651,14 @@
               <w:spacing w:before="20" w:after="20" w:line="264" w:lineRule="auto"/>
               <w:jc w:val="left"/>
             </w:pPr>
+            <w:r>
+              <w:rPr>
+                <w:rFonts w:ascii="Calibri" w:hAnsi="Calibri" w:eastAsia="微軟正黑體"/>
+                <w:sz w:val="24"/>
+                <w:szCs w:val="24"/>
+              </w:rPr>
+              <w:t xml:space="preserve">計算平方</w:t>
+            </w:r>
           </w:p>
         </w:tc>
       </w:tr>
@@ -5799,6 +5801,14 @@
               <w:spacing w:before="20" w:after="20" w:line="264" w:lineRule="auto"/>
               <w:jc w:val="left"/>
             </w:pPr>
+            <w:r>
+              <w:rPr>
+                <w:rFonts w:ascii="Calibri" w:hAnsi="Calibri" w:eastAsia="微軟正黑體"/>
+                <w:sz w:val="24"/>
+                <w:szCs w:val="24"/>
+              </w:rPr>
+              <w:t xml:space="preserve">相減</w:t>
+            </w:r>
           </w:p>
         </w:tc>
       </w:tr>
@@ -6312,7 +6322,7 @@
           <w:sz w:val="24"/>
           <w:szCs w:val="24"/>
         </w:rPr>
-        <w:t xml:space="preserve">一、講稿</w:t>
+        <w:t xml:space="preserve">一、講稿（跟老師的 3+1 步驟）</w:t>
       </w:r>
     </w:p>
     <w:tbl>
@@ -6362,7 +6372,7 @@
                 <w:sz w:val="22"/>
                 <w:szCs w:val="22"/>
               </w:rPr>
-              <w:t xml:space="preserve">手順</w:t>
+              <w:t xml:space="preserve">步驟</w:t>
             </w:r>
           </w:p>
         </w:tc>
@@ -6424,7 +6434,7 @@
                 <w:sz w:val="24"/>
                 <w:szCs w:val="24"/>
               </w:rPr>
-              <w:t xml:space="preserve">① 說考點</w:t>
+              <w:t xml:space="preserve">① 審題</w:t>
             </w:r>
           </w:p>
         </w:tc>
@@ -6450,21 +6460,107 @@
                 <w:sz w:val="24"/>
                 <w:szCs w:val="24"/>
               </w:rPr>
-              <w:t xml:space="preserve">「這題考韋達定理：兩根之和 </w:t>
-            </w:r>
-            <m:oMath>
-              <m:r>
-                <m:t xml:space="preserve">=−</m:t>
-              </m:r>
+              <w:t xml:space="preserve">「題目給了方程 </w:t>
+            </w:r>
+            <m:oMath>
+              <m:r>
+                <m:t xml:space="preserve">−</m:t>
+              </m:r>
+              <m:r>
+                <m:t xml:space="preserve">2</m:t>
+              </m:r>
+              <m:sSup>
+                <m:e>
+                  <m:r>
+                    <m:t xml:space="preserve">x</m:t>
+                  </m:r>
+                </m:e>
+                <m:sup>
+                  <m:r>
+                    <m:t xml:space="preserve">2</m:t>
+                  </m:r>
+                </m:sup>
+              </m:sSup>
+              <m:r>
+                <m:t xml:space="preserve">+</m:t>
+              </m:r>
+              <m:r>
+                <m:t xml:space="preserve">3</m:t>
+              </m:r>
+              <m:r>
+                <m:t xml:space="preserve">x</m:t>
+              </m:r>
+              <m:r>
+                <m:t xml:space="preserve">−</m:t>
+              </m:r>
+              <m:r>
+                <m:t xml:space="preserve">7</m:t>
+              </m:r>
+              <m:r>
+                <m:t xml:space="preserve">=</m:t>
+              </m:r>
+              <m:r>
+                <m:t xml:space="preserve">0</m:t>
+              </m:r>
+            </m:oMath>
+            <w:r>
+              <w:rPr>
+                <w:rFonts w:ascii="Calibri" w:hAnsi="Calibri" w:eastAsia="微軟正黑體"/>
+                <w:sz w:val="24"/>
+                <w:szCs w:val="24"/>
+              </w:rPr>
+              <w:t xml:space="preserve">，兩根是 </w:t>
+            </w:r>
+            <m:oMath>
+              <m:r>
+                <m:t xml:space="preserve">α</m:t>
+              </m:r>
+            </m:oMath>
+            <w:r>
+              <w:rPr>
+                <w:rFonts w:ascii="Calibri" w:hAnsi="Calibri" w:eastAsia="微軟正黑體"/>
+                <w:sz w:val="24"/>
+                <w:szCs w:val="24"/>
+              </w:rPr>
+              <w:t xml:space="preserve"> 和 </w:t>
+            </w:r>
+            <m:oMath>
+              <m:r>
+                <m:t xml:space="preserve">β</m:t>
+              </m:r>
+            </m:oMath>
+            <w:r>
+              <w:rPr>
+                <w:rFonts w:ascii="Calibri" w:hAnsi="Calibri" w:eastAsia="微軟正黑體"/>
+                <w:sz w:val="24"/>
+                <w:szCs w:val="24"/>
+              </w:rPr>
+              <w:t xml:space="preserve">。</w:t>
+            </w:r>
+          </w:p>
+          <w:p>
+            <w:pPr>
+              <w:spacing w:before="20" w:after="20" w:line="264" w:lineRule="auto"/>
+              <w:jc w:val="left"/>
+            </w:pPr>
+            <w:r>
+              <w:rPr>
+                <w:rFonts w:ascii="Calibri" w:hAnsi="Calibri" w:eastAsia="微軟正黑體"/>
+                <w:sz w:val="24"/>
+                <w:szCs w:val="24"/>
+              </w:rPr>
+              <w:t xml:space="preserve">要求以 </w:t>
+            </w:r>
+            <m:oMath>
               <m:f>
                 <m:num>
                   <m:r>
-                    <m:t xml:space="preserve">b</m:t>
+                    <m:t xml:space="preserve">1</m:t>
                   </m:r>
                 </m:num>
                 <m:den>
                   <m:r>
-                    <m:t xml:space="preserve">a</m:t>
+                    <m:t xml:space="preserve">α</m:t>
                   </m:r>
                 </m:den>
               </m:f>
@@ -6475,21 +6571,18 @@
                 <w:sz w:val="24"/>
                 <w:szCs w:val="24"/>
               </w:rPr>
-              <w:t xml:space="preserve">，兩根之積 </w:t>
-            </w:r>
-            <m:oMath>
-              <m:r>
-                <m:t xml:space="preserve">=</m:t>
-              </m:r>
+              <w:t xml:space="preserve"> 和 </w:t>
+            </w:r>
+            <m:oMath>
               <m:f>
                 <m:num>
                   <m:r>
-                    <m:t xml:space="preserve">c</m:t>
+                    <m:t xml:space="preserve">1</m:t>
                   </m:r>
                 </m:num>
                 <m:den>
                   <m:r>
-                    <m:t xml:space="preserve">a</m:t>
+                    <m:t xml:space="preserve">β</m:t>
                   </m:r>
                 </m:den>
               </m:f>
@@ -6500,7 +6593,23 @@
                 <w:sz w:val="24"/>
                 <w:szCs w:val="24"/>
               </w:rPr>
-              <w:t xml:space="preserve">。」</w:t>
+              <w:t xml:space="preserve"> 為根的新方程；留意首項係數 </w:t>
+            </w:r>
+            <m:oMath>
+              <m:r>
+                <m:t xml:space="preserve">−</m:t>
+              </m:r>
+              <m:r>
+                <m:t xml:space="preserve">2</m:t>
+              </m:r>
+            </m:oMath>
+            <w:r>
+              <w:rPr>
+                <w:rFonts w:ascii="Calibri" w:hAnsi="Calibri" w:eastAsia="微軟正黑體"/>
+                <w:sz w:val="24"/>
+                <w:szCs w:val="24"/>
+              </w:rPr>
+              <w:t xml:space="preserve"> 是負數。」</w:t>
             </w:r>
           </w:p>
         </w:tc>
@@ -6533,7 +6642,7 @@
                 <w:sz w:val="24"/>
                 <w:szCs w:val="24"/>
               </w:rPr>
-              <w:t xml:space="preserve">② 原方程</w:t>
+              <w:t xml:space="preserve">② 思路</w:t>
             </w:r>
           </w:p>
         </w:tc>
@@ -6559,186 +6668,47 @@
                 <w:sz w:val="24"/>
                 <w:szCs w:val="24"/>
               </w:rPr>
-              <w:t xml:space="preserve">「</w:t>
-            </w:r>
-            <m:oMath>
-              <m:r>
-                <m:t xml:space="preserve">a</m:t>
-              </m:r>
-              <m:r>
-                <m:t xml:space="preserve">=−</m:t>
-              </m:r>
-              <m:r>
-                <m:t xml:space="preserve">2</m:t>
-              </m:r>
-            </m:oMath>
-            <w:r>
-              <w:rPr>
-                <w:rFonts w:ascii="Calibri" w:hAnsi="Calibri" w:eastAsia="微軟正黑體"/>
-                <w:sz w:val="24"/>
-                <w:szCs w:val="24"/>
-              </w:rPr>
-              <w:t xml:space="preserve">，</w:t>
-            </w:r>
-            <m:oMath>
-              <m:r>
-                <m:t xml:space="preserve">b</m:t>
-              </m:r>
-              <m:r>
-                <m:t xml:space="preserve">=</m:t>
-              </m:r>
-              <m:r>
-                <m:t xml:space="preserve">3</m:t>
-              </m:r>
-            </m:oMath>
-            <w:r>
-              <w:rPr>
-                <w:rFonts w:ascii="Calibri" w:hAnsi="Calibri" w:eastAsia="微軟正黑體"/>
-                <w:sz w:val="24"/>
-                <w:szCs w:val="24"/>
-              </w:rPr>
-              <w:t xml:space="preserve">，</w:t>
-            </w:r>
-            <m:oMath>
-              <m:r>
-                <m:t xml:space="preserve">c</m:t>
-              </m:r>
-              <m:r>
-                <m:t xml:space="preserve">=−</m:t>
-              </m:r>
-              <m:r>
-                <m:t xml:space="preserve">7</m:t>
-              </m:r>
-            </m:oMath>
-            <w:r>
-              <w:rPr>
-                <w:rFonts w:ascii="Calibri" w:hAnsi="Calibri" w:eastAsia="微軟正黑體"/>
-                <w:sz w:val="24"/>
-                <w:szCs w:val="24"/>
-              </w:rPr>
-              <w:t xml:space="preserve">，所以 </w:t>
-            </w:r>
-            <m:oMath>
-              <m:r>
-                <m:t xml:space="preserve">α+β=</m:t>
-              </m:r>
-              <m:f>
-                <m:num>
-                  <m:r>
-                    <m:t xml:space="preserve">3</m:t>
-                  </m:r>
-                </m:num>
-                <m:den>
-                  <m:r>
-                    <m:t xml:space="preserve">2</m:t>
-                  </m:r>
-                </m:den>
-              </m:f>
-            </m:oMath>
-            <w:r>
-              <w:rPr>
-                <w:rFonts w:ascii="Calibri" w:hAnsi="Calibri" w:eastAsia="微軟正黑體"/>
-                <w:sz w:val="24"/>
-                <w:szCs w:val="24"/>
-              </w:rPr>
-              <w:t xml:space="preserve">，</w:t>
-            </w:r>
-            <m:oMath>
-              <m:r>
-                <m:t xml:space="preserve">αβ=</m:t>
-              </m:r>
-              <m:f>
-                <m:num>
-                  <m:r>
-                    <m:t xml:space="preserve">7</m:t>
-                  </m:r>
-                </m:num>
-                <m:den>
-                  <m:r>
-                    <m:t xml:space="preserve">2</m:t>
-                  </m:r>
-                </m:den>
-              </m:f>
-            </m:oMath>
-            <w:r>
-              <w:rPr>
-                <w:rFonts w:ascii="Calibri" w:hAnsi="Calibri" w:eastAsia="微軟正黑體"/>
-                <w:sz w:val="24"/>
-                <w:szCs w:val="24"/>
-              </w:rPr>
-              <w:t xml:space="preserve">。」</w:t>
-            </w:r>
-          </w:p>
-          <w:p>
-            <w:pPr>
-              <w:spacing w:before="20" w:after="20" w:line="264" w:lineRule="auto"/>
-              <w:jc w:val="left"/>
-            </w:pPr>
-            <w:r>
-              <w:rPr>
-                <w:rFonts w:ascii="Calibri" w:hAnsi="Calibri" w:eastAsia="微軟正黑體"/>
-                <w:sz w:val="21"/>
-                <w:szCs w:val="21"/>
-              </w:rPr>
-              <w:t xml:space="preserve">※ </w:t>
-            </w:r>
-            <m:oMath>
-              <m:r>
-                <m:t xml:space="preserve">−</m:t>
-              </m:r>
-              <m:f>
-                <m:num>
-                  <m:r>
-                    <m:t xml:space="preserve">b</m:t>
-                  </m:r>
-                </m:num>
-                <m:den>
-                  <m:r>
-                    <m:t xml:space="preserve">a</m:t>
-                  </m:r>
-                </m:den>
-              </m:f>
-              <m:r>
-                <m:t xml:space="preserve">=−</m:t>
-              </m:r>
-              <m:f>
-                <m:num>
-                  <m:r>
-                    <m:t xml:space="preserve">3</m:t>
-                  </m:r>
-                </m:num>
-                <m:den>
-                  <m:r>
-                    <m:t xml:space="preserve">−</m:t>
-                  </m:r>
-                  <m:r>
-                    <m:t xml:space="preserve">2</m:t>
-                  </m:r>
-                </m:den>
-              </m:f>
-              <m:r>
-                <m:t xml:space="preserve">=</m:t>
-              </m:r>
-              <m:f>
-                <m:num>
-                  <m:r>
-                    <m:t xml:space="preserve">3</m:t>
-                  </m:r>
-                </m:num>
-                <m:den>
-                  <m:r>
-                    <m:t xml:space="preserve">2</m:t>
-                  </m:r>
-                </m:den>
-              </m:f>
-            </m:oMath>
-            <w:r>
-              <w:rPr>
-                <w:rFonts w:ascii="Calibri" w:hAnsi="Calibri" w:eastAsia="微軟正黑體"/>
-                <w:sz w:val="21"/>
-                <w:szCs w:val="21"/>
-              </w:rPr>
-              <w:t xml:space="preserve">，留意兩個負號</w:t>
+              <w:t xml:space="preserve">「我用韋達定理：先求原方程兩根的和與積，再求新兩根的和與積。</w:t>
+            </w:r>
+          </w:p>
+          <w:p>
+            <w:pPr>
+              <w:spacing w:before="20" w:after="20" w:line="264" w:lineRule="auto"/>
+              <w:jc w:val="left"/>
+            </w:pPr>
+            <w:r>
+              <w:rPr>
+                <w:rFonts w:ascii="Calibri" w:hAnsi="Calibri" w:eastAsia="微軟正黑體"/>
+                <w:sz w:val="24"/>
+                <w:szCs w:val="24"/>
+              </w:rPr>
+              <w:t xml:space="preserve">因為這個方程沒有實數根，不能先把 </w:t>
+            </w:r>
+            <m:oMath>
+              <m:r>
+                <m:t xml:space="preserve">α</m:t>
+              </m:r>
+            </m:oMath>
+            <w:r>
+              <w:rPr>
+                <w:rFonts w:ascii="Calibri" w:hAnsi="Calibri" w:eastAsia="微軟正黑體"/>
+                <w:sz w:val="24"/>
+                <w:szCs w:val="24"/>
+              </w:rPr>
+              <w:t xml:space="preserve">、</w:t>
+            </w:r>
+            <m:oMath>
+              <m:r>
+                <m:t xml:space="preserve">β</m:t>
+              </m:r>
+            </m:oMath>
+            <w:r>
+              <w:rPr>
+                <w:rFonts w:ascii="Calibri" w:hAnsi="Calibri" w:eastAsia="微軟正黑體"/>
+                <w:sz w:val="24"/>
+                <w:szCs w:val="24"/>
+              </w:rPr>
+              <w:t xml:space="preserve"> 求出來，用和與積最直接。」</w:t>
             </w:r>
           </w:p>
         </w:tc>
@@ -6771,7 +6741,7 @@
                 <w:sz w:val="24"/>
                 <w:szCs w:val="24"/>
               </w:rPr>
-              <w:t xml:space="preserve">③ 新兩根</w:t>
+              <w:t xml:space="preserve">③ 推導</w:t>
             </w:r>
           </w:p>
         </w:tc>
@@ -6794,135 +6764,70 @@
             <w:r>
               <w:rPr>
                 <w:rFonts w:ascii="Calibri" w:hAnsi="Calibri" w:eastAsia="微軟正黑體"/>
-                <w:sz w:val="24"/>
-                <w:szCs w:val="24"/>
-              </w:rPr>
-              <w:t xml:space="preserve">「新兩根之和 </w:t>
-            </w:r>
-            <m:oMath>
-              <m:f>
-                <m:num>
-                  <m:r>
-                    <m:t xml:space="preserve">1</m:t>
-                  </m:r>
-                </m:num>
-                <m:den>
-                  <m:r>
-                    <m:t xml:space="preserve">α</m:t>
-                  </m:r>
-                </m:den>
-              </m:f>
+                <w:sz w:val="21"/>
+                <w:szCs w:val="21"/>
+              </w:rPr>
+              <w:t xml:space="preserve">▶ 指著下面的板書由上而下逐行講，每行講出右邊「這一步在做什麼」。講完最後一行說：</w:t>
+            </w:r>
+          </w:p>
+          <w:p>
+            <w:pPr>
+              <w:spacing w:before="20" w:after="20" w:line="264" w:lineRule="auto"/>
+              <w:jc w:val="left"/>
+            </w:pPr>
+            <w:r>
+              <w:rPr>
+                <w:rFonts w:ascii="Calibri" w:hAnsi="Calibri" w:eastAsia="微軟正黑體"/>
+                <w:sz w:val="24"/>
+                <w:szCs w:val="24"/>
+              </w:rPr>
+              <w:t xml:space="preserve">「新方程是 </w:t>
+            </w:r>
+            <m:oMath>
+              <m:r>
+                <m:t xml:space="preserve">7</m:t>
+              </m:r>
+              <m:sSup>
+                <m:e>
+                  <m:r>
+                    <m:t xml:space="preserve">x</m:t>
+                  </m:r>
+                </m:e>
+                <m:sup>
+                  <m:r>
+                    <m:t xml:space="preserve">2</m:t>
+                  </m:r>
+                </m:sup>
+              </m:sSup>
+              <m:r>
+                <m:t xml:space="preserve">−</m:t>
+              </m:r>
+              <m:r>
+                <m:t xml:space="preserve">3</m:t>
+              </m:r>
+              <m:r>
+                <m:t xml:space="preserve">x</m:t>
+              </m:r>
               <m:r>
                 <m:t xml:space="preserve">+</m:t>
               </m:r>
-              <m:f>
-                <m:num>
-                  <m:r>
-                    <m:t xml:space="preserve">1</m:t>
-                  </m:r>
-                </m:num>
-                <m:den>
-                  <m:r>
-                    <m:t xml:space="preserve">β</m:t>
-                  </m:r>
-                </m:den>
-              </m:f>
-            </m:oMath>
-            <w:r>
-              <w:rPr>
-                <w:rFonts w:ascii="Calibri" w:hAnsi="Calibri" w:eastAsia="微軟正黑體"/>
-                <w:sz w:val="24"/>
-                <w:szCs w:val="24"/>
-              </w:rPr>
-              <w:t xml:space="preserve">，通分得 </w:t>
-            </w:r>
-            <m:oMath>
-              <m:f>
-                <m:num>
-                  <m:r>
-                    <m:t xml:space="preserve">α+β</m:t>
-                  </m:r>
-                </m:num>
-                <m:den>
-                  <m:r>
-                    <m:t xml:space="preserve">αβ</m:t>
-                  </m:r>
-                </m:den>
-              </m:f>
+              <m:r>
+                <m:t xml:space="preserve">2</m:t>
+              </m:r>
               <m:r>
                 <m:t xml:space="preserve">=</m:t>
               </m:r>
-              <m:f>
-                <m:num>
-                  <m:r>
-                    <m:t xml:space="preserve">3</m:t>
-                  </m:r>
-                </m:num>
-                <m:den>
-                  <m:r>
-                    <m:t xml:space="preserve">7</m:t>
-                  </m:r>
-                </m:den>
-              </m:f>
-            </m:oMath>
-            <w:r>
-              <w:rPr>
-                <w:rFonts w:ascii="Calibri" w:hAnsi="Calibri" w:eastAsia="微軟正黑體"/>
-                <w:sz w:val="24"/>
-                <w:szCs w:val="24"/>
-              </w:rPr>
-              <w:t xml:space="preserve">。</w:t>
-            </w:r>
-          </w:p>
-          <w:p>
-            <w:pPr>
-              <w:spacing w:before="20" w:after="20" w:line="264" w:lineRule="auto"/>
-              <w:jc w:val="left"/>
-            </w:pPr>
-            <w:r>
-              <w:rPr>
-                <w:rFonts w:ascii="Calibri" w:hAnsi="Calibri" w:eastAsia="微軟正黑體"/>
-                <w:sz w:val="24"/>
-                <w:szCs w:val="24"/>
-              </w:rPr>
-              <w:t xml:space="preserve">新兩根之積 </w:t>
-            </w:r>
-            <m:oMath>
-              <m:f>
-                <m:num>
-                  <m:r>
-                    <m:t xml:space="preserve">1</m:t>
-                  </m:r>
-                </m:num>
-                <m:den>
-                  <m:r>
-                    <m:t xml:space="preserve">αβ</m:t>
-                  </m:r>
-                </m:den>
-              </m:f>
-              <m:r>
-                <m:t xml:space="preserve">=</m:t>
-              </m:r>
-              <m:f>
-                <m:num>
-                  <m:r>
-                    <m:t xml:space="preserve">2</m:t>
-                  </m:r>
-                </m:num>
-                <m:den>
-                  <m:r>
-                    <m:t xml:space="preserve">7</m:t>
-                  </m:r>
-                </m:den>
-              </m:f>
-            </m:oMath>
-            <w:r>
-              <w:rPr>
-                <w:rFonts w:ascii="Calibri" w:hAnsi="Calibri" w:eastAsia="微軟正黑體"/>
-                <w:sz w:val="24"/>
-                <w:szCs w:val="24"/>
-              </w:rPr>
-              <w:t xml:space="preserve">。」</w:t>
+              <m:r>
+                <m:t xml:space="preserve">0</m:t>
+              </m:r>
+            </m:oMath>
+            <w:r>
+              <w:rPr>
+                <w:rFonts w:ascii="Calibri" w:hAnsi="Calibri" w:eastAsia="微軟正黑體"/>
+                <w:sz w:val="24"/>
+                <w:szCs w:val="24"/>
+              </w:rPr>
+              <w:t xml:space="preserve">，對照選項，答案是 B。」</w:t>
             </w:r>
           </w:p>
         </w:tc>
@@ -6955,7 +6860,7 @@
                 <w:sz w:val="24"/>
                 <w:szCs w:val="24"/>
               </w:rPr>
-              <w:t xml:space="preserve">④ 講答案</w:t>
+              <w:t xml:space="preserve">④ 總結</w:t>
             </w:r>
           </w:p>
         </w:tc>
@@ -6981,117 +6886,49 @@
                 <w:sz w:val="24"/>
                 <w:szCs w:val="24"/>
               </w:rPr>
-              <w:t xml:space="preserve">「新方程是 </w:t>
-            </w:r>
-            <m:oMath>
-              <m:sSup>
-                <m:e>
-                  <m:r>
-                    <m:t xml:space="preserve">x</m:t>
-                  </m:r>
-                </m:e>
-                <m:sup>
-                  <m:r>
-                    <m:t xml:space="preserve">2</m:t>
-                  </m:r>
-                </m:sup>
-              </m:sSup>
-              <m:r>
-                <m:t xml:space="preserve">−</m:t>
-              </m:r>
-            </m:oMath>
-            <w:r>
-              <w:rPr>
-                <w:rFonts w:ascii="Calibri" w:hAnsi="Calibri" w:eastAsia="微軟正黑體"/>
-                <w:sz w:val="24"/>
-                <w:szCs w:val="24"/>
-              </w:rPr>
-              <w:t xml:space="preserve">（和）</w:t>
-            </w:r>
-            <m:oMath>
-              <m:r>
-                <m:t xml:space="preserve">x</m:t>
-              </m:r>
-              <m:r>
-                <m:t xml:space="preserve">+</m:t>
-              </m:r>
-            </m:oMath>
-            <w:r>
-              <w:rPr>
-                <w:rFonts w:ascii="Calibri" w:hAnsi="Calibri" w:eastAsia="微軟正黑體"/>
-                <w:sz w:val="24"/>
-                <w:szCs w:val="24"/>
-              </w:rPr>
-              <w:t xml:space="preserve">（積）</w:t>
-            </w:r>
-            <m:oMath>
-              <m:r>
-                <m:t xml:space="preserve">=</m:t>
-              </m:r>
-              <m:r>
-                <m:t xml:space="preserve">0</m:t>
-              </m:r>
-            </m:oMath>
-            <w:r>
-              <w:rPr>
-                <w:rFonts w:ascii="Calibri" w:hAnsi="Calibri" w:eastAsia="微軟正黑體"/>
-                <w:sz w:val="24"/>
-                <w:szCs w:val="24"/>
-              </w:rPr>
-              <w:t xml:space="preserve">，即 </w:t>
-            </w:r>
-            <m:oMath>
-              <m:sSup>
-                <m:e>
-                  <m:r>
-                    <m:t xml:space="preserve">x</m:t>
-                  </m:r>
-                </m:e>
-                <m:sup>
-                  <m:r>
-                    <m:t xml:space="preserve">2</m:t>
-                  </m:r>
-                </m:sup>
-              </m:sSup>
-              <m:r>
-                <m:t xml:space="preserve">−</m:t>
+              <w:t xml:space="preserve">「這題考韋達定理：兩根之和 </w:t>
+            </w:r>
+            <m:oMath>
+              <m:r>
+                <m:t xml:space="preserve">=−</m:t>
               </m:r>
               <m:f>
                 <m:num>
                   <m:r>
-                    <m:t xml:space="preserve">3</m:t>
+                    <m:t xml:space="preserve">b</m:t>
                   </m:r>
                 </m:num>
                 <m:den>
                   <m:r>
-                    <m:t xml:space="preserve">7</m:t>
+                    <m:t xml:space="preserve">a</m:t>
                   </m:r>
                 </m:den>
               </m:f>
-              <m:r>
-                <m:t xml:space="preserve">x</m:t>
-              </m:r>
-              <m:r>
-                <m:t xml:space="preserve">+</m:t>
+            </m:oMath>
+            <w:r>
+              <w:rPr>
+                <w:rFonts w:ascii="Calibri" w:hAnsi="Calibri" w:eastAsia="微軟正黑體"/>
+                <w:sz w:val="24"/>
+                <w:szCs w:val="24"/>
+              </w:rPr>
+              <w:t xml:space="preserve">，兩根之積 </w:t>
+            </w:r>
+            <m:oMath>
+              <m:r>
+                <m:t xml:space="preserve">=</m:t>
               </m:r>
               <m:f>
                 <m:num>
                   <m:r>
-                    <m:t xml:space="preserve">2</m:t>
+                    <m:t xml:space="preserve">c</m:t>
                   </m:r>
                 </m:num>
                 <m:den>
                   <m:r>
-                    <m:t xml:space="preserve">7</m:t>
+                    <m:t xml:space="preserve">a</m:t>
                   </m:r>
                 </m:den>
               </m:f>
-              <m:r>
-                <m:t xml:space="preserve">=</m:t>
-              </m:r>
-              <m:r>
-                <m:t xml:space="preserve">0</m:t>
-              </m:r>
             </m:oMath>
             <w:r>
               <w:rPr>
@@ -7113,53 +6950,45 @@
                 <w:sz w:val="24"/>
                 <w:szCs w:val="24"/>
               </w:rPr>
-              <w:t xml:space="preserve">兩邊乘以 7，得 </w:t>
-            </w:r>
-            <m:oMath>
-              <m:r>
-                <m:t xml:space="preserve">7</m:t>
-              </m:r>
-              <m:sSup>
-                <m:e>
-                  <m:r>
-                    <m:t xml:space="preserve">x</m:t>
-                  </m:r>
-                </m:e>
-                <m:sup>
-                  <m:r>
-                    <m:t xml:space="preserve">2</m:t>
-                  </m:r>
-                </m:sup>
-              </m:sSup>
+              <w:t xml:space="preserve">大家要小心：</w:t>
+            </w:r>
+            <m:oMath>
+              <m:r>
+                <m:t xml:space="preserve">a</m:t>
+              </m:r>
+            </m:oMath>
+            <w:r>
+              <w:rPr>
+                <w:rFonts w:ascii="Calibri" w:hAnsi="Calibri" w:eastAsia="微軟正黑體"/>
+                <w:sz w:val="24"/>
+                <w:szCs w:val="24"/>
+              </w:rPr>
+              <w:t xml:space="preserve"> 是負數時，</w:t>
+            </w:r>
+            <m:oMath>
               <m:r>
                 <m:t xml:space="preserve">−</m:t>
               </m:r>
-              <m:r>
-                <m:t xml:space="preserve">3</m:t>
-              </m:r>
-              <m:r>
-                <m:t xml:space="preserve">x</m:t>
-              </m:r>
-              <m:r>
-                <m:t xml:space="preserve">+</m:t>
-              </m:r>
-              <m:r>
-                <m:t xml:space="preserve">2</m:t>
-              </m:r>
-              <m:r>
-                <m:t xml:space="preserve">=</m:t>
-              </m:r>
-              <m:r>
-                <m:t xml:space="preserve">0</m:t>
-              </m:r>
-            </m:oMath>
-            <w:r>
-              <w:rPr>
-                <w:rFonts w:ascii="Calibri" w:hAnsi="Calibri" w:eastAsia="微軟正黑體"/>
-                <w:sz w:val="24"/>
-                <w:szCs w:val="24"/>
-              </w:rPr>
-              <w:t xml:space="preserve">，所以答案是 B。」</w:t>
+              <m:f>
+                <m:num>
+                  <m:r>
+                    <m:t xml:space="preserve">b</m:t>
+                  </m:r>
+                </m:num>
+                <m:den>
+                  <m:r>
+                    <m:t xml:space="preserve">a</m:t>
+                  </m:r>
+                </m:den>
+              </m:f>
+            </m:oMath>
+            <w:r>
+              <w:rPr>
+                <w:rFonts w:ascii="Calibri" w:hAnsi="Calibri" w:eastAsia="微軟正黑體"/>
+                <w:sz w:val="24"/>
+                <w:szCs w:val="24"/>
+              </w:rPr>
+              <w:t xml:space="preserve"> 有兩個負號；最後要乘以 7，化成整數係數。」</w:t>
             </w:r>
           </w:p>
         </w:tc>
@@ -7184,7 +7013,7 @@
           <w:sz w:val="24"/>
           <w:szCs w:val="24"/>
         </w:rPr>
-        <w:t xml:space="preserve">二、寫在紙上的算式</w:t>
+        <w:t xml:space="preserve">二、板書（寫在黑板上，也是書面解答過程）</w:t>
       </w:r>
     </w:p>
     <w:tbl>
@@ -7281,12 +7110,78 @@
         </w:trPr>
         <w:tc>
           <w:tcPr>
-            <w:tcW w:w="7937" w:type="dxa"/>
-            <w:gridSpan w:val="7"/>
+            <w:tcW w:w="3016" w:type="dxa"/>
             <w:tcBorders>
               <w:top w:val="single" w:sz="4" w:color="000000"/>
               <w:left w:val="single" w:sz="4" w:color="000000"/>
               <w:bottom w:val="single" w:sz="4" w:color="000000"/>
+              <w:right w:val="nil" w:sz="4" w:color="000000"/>
+            </w:tcBorders>
+            <w:tcMar>
+              <w:top w:w="30" w:type="dxa"/>
+              <w:left w:w="110" w:type="dxa"/>
+              <w:bottom w:w="30" w:type="dxa"/>
+              <w:right w:w="110" w:type="dxa"/>
+            </w:tcMar>
+            <w:vAlign w:val="center"/>
+          </w:tcPr>
+          <w:p>
+            <w:pPr>
+              <w:spacing w:before="20" w:after="20" w:line="264" w:lineRule="auto"/>
+              <w:jc w:val="right"/>
+            </w:pPr>
+            <w:r>
+              <w:rPr>
+                <w:rFonts w:ascii="Calibri" w:hAnsi="Calibri" w:eastAsia="微軟正黑體"/>
+                <w:sz w:val="24"/>
+                <w:szCs w:val="24"/>
+              </w:rPr>
+              <w:t xml:space="preserve"> </w:t>
+            </w:r>
+            <m:oMath>
+              <m:r>
+                <m:t xml:space="preserve">α+β</m:t>
+              </m:r>
+            </m:oMath>
+          </w:p>
+        </w:tc>
+        <w:tc>
+          <w:tcPr>
+            <w:tcW w:w="396" w:type="dxa"/>
+            <w:tcBorders>
+              <w:top w:val="single" w:sz="4" w:color="000000"/>
+              <w:left w:val="nil" w:sz="4" w:color="000000"/>
+              <w:bottom w:val="single" w:sz="4" w:color="000000"/>
+              <w:right w:val="nil" w:sz="4" w:color="000000"/>
+            </w:tcBorders>
+            <w:tcMar>
+              <w:top w:w="30" w:type="dxa"/>
+              <w:left w:w="110" w:type="dxa"/>
+              <w:bottom w:w="30" w:type="dxa"/>
+              <w:right w:w="110" w:type="dxa"/>
+            </w:tcMar>
+            <w:vAlign w:val="center"/>
+          </w:tcPr>
+          <w:p>
+            <w:pPr>
+              <w:spacing w:before="20" w:after="20" w:line="264" w:lineRule="auto"/>
+              <w:jc w:val="center"/>
+            </w:pPr>
+            <m:oMath>
+              <m:r>
+                <m:t xml:space="preserve">=</m:t>
+              </m:r>
+            </m:oMath>
+          </w:p>
+        </w:tc>
+        <w:tc>
+          <w:tcPr>
+            <w:tcW w:w="4525" w:type="dxa"/>
+            <w:gridSpan w:val="5"/>
+            <w:tcBorders>
+              <w:top w:val="single" w:sz="4" w:color="000000"/>
+              <w:left w:val="nil" w:sz="4" w:color="000000"/>
+              <w:bottom w:val="single" w:sz="4" w:color="000000"/>
               <w:right w:val="single" w:sz="4" w:color="000000"/>
             </w:tcBorders>
             <w:tcMar>
@@ -7302,6 +7197,85 @@
               <w:spacing w:before="20" w:after="20" w:line="264" w:lineRule="auto"/>
               <w:jc w:val="left"/>
             </w:pPr>
+            <w:r>
+              <w:rPr>
+                <w:rFonts w:ascii="Calibri" w:hAnsi="Calibri" w:eastAsia="微軟正黑體"/>
+                <w:sz w:val="24"/>
+                <w:szCs w:val="24"/>
+              </w:rPr>
+              <w:t xml:space="preserve"> </w:t>
+            </w:r>
+            <m:oMath>
+              <m:f>
+                <m:num>
+                  <m:r>
+                    <m:t xml:space="preserve">3</m:t>
+                  </m:r>
+                </m:num>
+                <m:den>
+                  <m:r>
+                    <m:t xml:space="preserve">2</m:t>
+                  </m:r>
+                </m:den>
+              </m:f>
+            </m:oMath>
+          </w:p>
+        </w:tc>
+        <w:tc>
+          <w:tcPr>
+            <w:tcW w:w="3401" w:type="dxa"/>
+            <w:tcBorders>
+              <w:top w:val="single" w:sz="4" w:color="000000"/>
+              <w:left w:val="single" w:sz="4" w:color="000000"/>
+              <w:bottom w:val="single" w:sz="4" w:color="000000"/>
+              <w:right w:val="single" w:sz="4" w:color="000000"/>
+            </w:tcBorders>
+            <w:tcMar>
+              <w:top w:w="30" w:type="dxa"/>
+              <w:left w:w="110" w:type="dxa"/>
+              <w:bottom w:w="30" w:type="dxa"/>
+              <w:right w:w="110" w:type="dxa"/>
+            </w:tcMar>
+            <w:vAlign w:val="center"/>
+          </w:tcPr>
+          <w:p>
+            <w:pPr>
+              <w:spacing w:before="20" w:after="20" w:line="264" w:lineRule="auto"/>
+              <w:jc w:val="left"/>
+            </w:pPr>
+            <w:r>
+              <w:rPr>
+                <w:rFonts w:ascii="Calibri" w:hAnsi="Calibri" w:eastAsia="微軟正黑體"/>
+                <w:sz w:val="24"/>
+                <w:szCs w:val="24"/>
+              </w:rPr>
+              <w:t xml:space="preserve">兩根之和 </w:t>
+            </w:r>
+            <m:oMath>
+              <m:r>
+                <m:t xml:space="preserve">=−</m:t>
+              </m:r>
+              <m:f>
+                <m:num>
+                  <m:r>
+                    <m:t xml:space="preserve">b</m:t>
+                  </m:r>
+                </m:num>
+                <m:den>
+                  <m:r>
+                    <m:t xml:space="preserve">a</m:t>
+                  </m:r>
+                </m:den>
+              </m:f>
+            </m:oMath>
+            <w:r>
+              <w:rPr>
+                <w:rFonts w:ascii="Calibri" w:hAnsi="Calibri" w:eastAsia="微軟正黑體"/>
+                <w:sz w:val="24"/>
+                <w:szCs w:val="24"/>
+              </w:rPr>
+              <w:t xml:space="preserve">，</w:t>
+            </w:r>
             <m:oMath>
               <m:r>
                 <m:t xml:space="preserve">a</m:t>
@@ -7332,57 +7306,6 @@
                 <m:t xml:space="preserve">3</m:t>
               </m:r>
             </m:oMath>
-            <w:r>
-              <w:rPr>
-                <w:rFonts w:ascii="Calibri" w:hAnsi="Calibri" w:eastAsia="微軟正黑體"/>
-                <w:sz w:val="24"/>
-                <w:szCs w:val="24"/>
-              </w:rPr>
-              <w:t xml:space="preserve">，</w:t>
-            </w:r>
-            <m:oMath>
-              <m:r>
-                <m:t xml:space="preserve">c</m:t>
-              </m:r>
-              <m:r>
-                <m:t xml:space="preserve">=−</m:t>
-              </m:r>
-              <m:r>
-                <m:t xml:space="preserve">7</m:t>
-              </m:r>
-            </m:oMath>
-          </w:p>
-        </w:tc>
-        <w:tc>
-          <w:tcPr>
-            <w:tcW w:w="3401" w:type="dxa"/>
-            <w:tcBorders>
-              <w:top w:val="single" w:sz="4" w:color="000000"/>
-              <w:left w:val="single" w:sz="4" w:color="000000"/>
-              <w:bottom w:val="single" w:sz="4" w:color="000000"/>
-              <w:right w:val="single" w:sz="4" w:color="000000"/>
-            </w:tcBorders>
-            <w:tcMar>
-              <w:top w:w="30" w:type="dxa"/>
-              <w:left w:w="110" w:type="dxa"/>
-              <w:bottom w:w="30" w:type="dxa"/>
-              <w:right w:w="110" w:type="dxa"/>
-            </w:tcMar>
-            <w:vAlign w:val="center"/>
-          </w:tcPr>
-          <w:p>
-            <w:pPr>
-              <w:spacing w:before="20" w:after="20" w:line="264" w:lineRule="auto"/>
-              <w:jc w:val="left"/>
-            </w:pPr>
-            <w:r>
-              <w:rPr>
-                <w:rFonts w:ascii="Calibri" w:hAnsi="Calibri" w:eastAsia="微軟正黑體"/>
-                <w:sz w:val="24"/>
-                <w:szCs w:val="24"/>
-              </w:rPr>
-              <w:t xml:space="preserve">讀係數</w:t>
-            </w:r>
           </w:p>
         </w:tc>
       </w:tr>
@@ -7422,7 +7345,7 @@
             </w:r>
             <m:oMath>
               <m:r>
-                <m:t xml:space="preserve">α+β</m:t>
+                <m:t xml:space="preserve">αβ</m:t>
               </m:r>
             </m:oMath>
           </w:p>
@@ -7491,7 +7414,7 @@
               <m:f>
                 <m:num>
                   <m:r>
-                    <m:t xml:space="preserve">3</m:t>
+                    <m:t xml:space="preserve">7</m:t>
                   </m:r>
                 </m:num>
                 <m:den>
@@ -7531,16 +7454,16 @@
                 <w:sz w:val="24"/>
                 <w:szCs w:val="24"/>
               </w:rPr>
-              <w:t xml:space="preserve">兩根之和 </w:t>
-            </w:r>
-            <m:oMath>
-              <m:r>
-                <m:t xml:space="preserve">=−</m:t>
+              <w:t xml:space="preserve">兩根之積 </w:t>
+            </w:r>
+            <m:oMath>
+              <m:r>
+                <m:t xml:space="preserve">=</m:t>
               </m:r>
               <m:f>
                 <m:num>
                   <m:r>
-                    <m:t xml:space="preserve">b</m:t>
+                    <m:t xml:space="preserve">c</m:t>
                   </m:r>
                 </m:num>
                 <m:den>
@@ -7549,6 +7472,25 @@
                   </m:r>
                 </m:den>
               </m:f>
+            </m:oMath>
+            <w:r>
+              <w:rPr>
+                <w:rFonts w:ascii="Calibri" w:hAnsi="Calibri" w:eastAsia="微軟正黑體"/>
+                <w:sz w:val="24"/>
+                <w:szCs w:val="24"/>
+              </w:rPr>
+              <w:t xml:space="preserve">，</w:t>
+            </w:r>
+            <m:oMath>
+              <m:r>
+                <m:t xml:space="preserve">c</m:t>
+              </m:r>
+              <m:r>
+                <m:t xml:space="preserve">=−</m:t>
+              </m:r>
+              <m:r>
+                <m:t xml:space="preserve">7</m:t>
+              </m:r>
             </m:oMath>
           </w:p>
         </w:tc>
@@ -7588,9 +7530,33 @@
               <w:t xml:space="preserve"> </w:t>
             </w:r>
             <m:oMath>
-              <m:r>
-                <m:t xml:space="preserve">αβ</m:t>
-              </m:r>
+              <m:f>
+                <m:num>
+                  <m:r>
+                    <m:t xml:space="preserve">1</m:t>
+                  </m:r>
+                </m:num>
+                <m:den>
+                  <m:r>
+                    <m:t xml:space="preserve">α</m:t>
+                  </m:r>
+                </m:den>
+              </m:f>
+              <m:r>
+                <m:t xml:space="preserve">+</m:t>
+              </m:r>
+              <m:f>
+                <m:num>
+                  <m:r>
+                    <m:t xml:space="preserve">1</m:t>
+                  </m:r>
+                </m:num>
+                <m:den>
+                  <m:r>
+                    <m:t xml:space="preserve">β</m:t>
+                  </m:r>
+                </m:den>
+              </m:f>
             </m:oMath>
           </w:p>
         </w:tc>
@@ -7658,12 +7624,12 @@
               <m:f>
                 <m:num>
                   <m:r>
-                    <m:t xml:space="preserve">7</m:t>
+                    <m:t xml:space="preserve">α+β</m:t>
                   </m:r>
                 </m:num>
                 <m:den>
                   <m:r>
-                    <m:t xml:space="preserve">2</m:t>
+                    <m:t xml:space="preserve">αβ</m:t>
                   </m:r>
                 </m:den>
               </m:f>
@@ -7698,25 +7664,8 @@
                 <w:sz w:val="24"/>
                 <w:szCs w:val="24"/>
               </w:rPr>
-              <w:t xml:space="preserve">兩根之積 </w:t>
-            </w:r>
-            <m:oMath>
-              <m:r>
-                <m:t xml:space="preserve">=</m:t>
-              </m:r>
-              <m:f>
-                <m:num>
-                  <m:r>
-                    <m:t xml:space="preserve">c</m:t>
-                  </m:r>
-                </m:num>
-                <m:den>
-                  <m:r>
-                    <m:t xml:space="preserve">a</m:t>
-                  </m:r>
-                </m:den>
-              </m:f>
-            </m:oMath>
+              <w:t xml:space="preserve">通分</w:t>
+            </w:r>
           </w:p>
         </w:tc>
       </w:tr>
@@ -7752,145 +7701,145 @@
                 <w:sz w:val="24"/>
                 <w:szCs w:val="24"/>
               </w:rPr>
+              <w:t xml:space="preserve"/>
+            </w:r>
+          </w:p>
+        </w:tc>
+        <w:tc>
+          <w:tcPr>
+            <w:tcW w:w="396" w:type="dxa"/>
+            <w:tcBorders>
+              <w:top w:val="single" w:sz="4" w:color="000000"/>
+              <w:left w:val="nil" w:sz="4" w:color="000000"/>
+              <w:bottom w:val="single" w:sz="4" w:color="000000"/>
+              <w:right w:val="nil" w:sz="4" w:color="000000"/>
+            </w:tcBorders>
+            <w:tcMar>
+              <w:top w:w="30" w:type="dxa"/>
+              <w:left w:w="110" w:type="dxa"/>
+              <w:bottom w:w="30" w:type="dxa"/>
+              <w:right w:w="110" w:type="dxa"/>
+            </w:tcMar>
+            <w:vAlign w:val="center"/>
+          </w:tcPr>
+          <w:p>
+            <w:pPr>
+              <w:spacing w:before="20" w:after="20" w:line="264" w:lineRule="auto"/>
+              <w:jc w:val="center"/>
+            </w:pPr>
+            <m:oMath>
+              <m:r>
+                <m:t xml:space="preserve">=</m:t>
+              </m:r>
+            </m:oMath>
+          </w:p>
+        </w:tc>
+        <w:tc>
+          <w:tcPr>
+            <w:tcW w:w="4525" w:type="dxa"/>
+            <w:gridSpan w:val="5"/>
+            <w:tcBorders>
+              <w:top w:val="single" w:sz="4" w:color="000000"/>
+              <w:left w:val="nil" w:sz="4" w:color="000000"/>
+              <w:bottom w:val="single" w:sz="4" w:color="000000"/>
+              <w:right w:val="single" w:sz="4" w:color="000000"/>
+            </w:tcBorders>
+            <w:tcMar>
+              <w:top w:w="30" w:type="dxa"/>
+              <w:left w:w="110" w:type="dxa"/>
+              <w:bottom w:w="30" w:type="dxa"/>
+              <w:right w:w="110" w:type="dxa"/>
+            </w:tcMar>
+            <w:vAlign w:val="center"/>
+          </w:tcPr>
+          <w:p>
+            <w:pPr>
+              <w:spacing w:before="20" w:after="20" w:line="264" w:lineRule="auto"/>
+              <w:jc w:val="left"/>
+            </w:pPr>
+            <w:r>
+              <w:rPr>
+                <w:rFonts w:ascii="Calibri" w:hAnsi="Calibri" w:eastAsia="微軟正黑體"/>
+                <w:sz w:val="24"/>
+                <w:szCs w:val="24"/>
+              </w:rPr>
               <w:t xml:space="preserve"> </w:t>
             </w:r>
             <m:oMath>
               <m:f>
                 <m:num>
                   <m:r>
-                    <m:t xml:space="preserve">1</m:t>
+                    <m:t xml:space="preserve">3</m:t>
                   </m:r>
                 </m:num>
                 <m:den>
                   <m:r>
-                    <m:t xml:space="preserve">α</m:t>
+                    <m:t xml:space="preserve">7</m:t>
                   </m:r>
                 </m:den>
               </m:f>
-              <m:r>
-                <m:t xml:space="preserve">+</m:t>
-              </m:r>
+            </m:oMath>
+          </w:p>
+        </w:tc>
+        <w:tc>
+          <w:tcPr>
+            <w:tcW w:w="3401" w:type="dxa"/>
+            <w:tcBorders>
+              <w:top w:val="single" w:sz="4" w:color="000000"/>
+              <w:left w:val="single" w:sz="4" w:color="000000"/>
+              <w:bottom w:val="single" w:sz="4" w:color="000000"/>
+              <w:right w:val="single" w:sz="4" w:color="000000"/>
+            </w:tcBorders>
+            <w:tcMar>
+              <w:top w:w="30" w:type="dxa"/>
+              <w:left w:w="110" w:type="dxa"/>
+              <w:bottom w:w="30" w:type="dxa"/>
+              <w:right w:w="110" w:type="dxa"/>
+            </w:tcMar>
+            <w:vAlign w:val="center"/>
+          </w:tcPr>
+          <w:p>
+            <w:pPr>
+              <w:spacing w:before="20" w:after="20" w:line="264" w:lineRule="auto"/>
+              <w:jc w:val="left"/>
+            </w:pPr>
+            <w:r>
+              <w:rPr>
+                <w:rFonts w:ascii="Calibri" w:hAnsi="Calibri" w:eastAsia="微軟正黑體"/>
+                <w:sz w:val="24"/>
+                <w:szCs w:val="24"/>
+              </w:rPr>
+              <w:t xml:space="preserve">代入：</w:t>
+            </w:r>
+            <m:oMath>
               <m:f>
                 <m:num>
                   <m:r>
-                    <m:t xml:space="preserve">1</m:t>
+                    <m:t xml:space="preserve">3</m:t>
                   </m:r>
                 </m:num>
                 <m:den>
                   <m:r>
-                    <m:t xml:space="preserve">β</m:t>
+                    <m:t xml:space="preserve">2</m:t>
                   </m:r>
                 </m:den>
               </m:f>
-            </m:oMath>
-          </w:p>
-        </w:tc>
-        <w:tc>
-          <w:tcPr>
-            <w:tcW w:w="396" w:type="dxa"/>
-            <w:tcBorders>
-              <w:top w:val="single" w:sz="4" w:color="000000"/>
-              <w:left w:val="nil" w:sz="4" w:color="000000"/>
-              <w:bottom w:val="single" w:sz="4" w:color="000000"/>
-              <w:right w:val="nil" w:sz="4" w:color="000000"/>
-            </w:tcBorders>
-            <w:tcMar>
-              <w:top w:w="30" w:type="dxa"/>
-              <w:left w:w="110" w:type="dxa"/>
-              <w:bottom w:w="30" w:type="dxa"/>
-              <w:right w:w="110" w:type="dxa"/>
-            </w:tcMar>
-            <w:vAlign w:val="center"/>
-          </w:tcPr>
-          <w:p>
-            <w:pPr>
-              <w:spacing w:before="20" w:after="20" w:line="264" w:lineRule="auto"/>
-              <w:jc w:val="center"/>
-            </w:pPr>
-            <m:oMath>
-              <m:r>
-                <m:t xml:space="preserve">=</m:t>
-              </m:r>
-            </m:oMath>
-          </w:p>
-        </w:tc>
-        <w:tc>
-          <w:tcPr>
-            <w:tcW w:w="4525" w:type="dxa"/>
-            <w:gridSpan w:val="5"/>
-            <w:tcBorders>
-              <w:top w:val="single" w:sz="4" w:color="000000"/>
-              <w:left w:val="nil" w:sz="4" w:color="000000"/>
-              <w:bottom w:val="single" w:sz="4" w:color="000000"/>
-              <w:right w:val="single" w:sz="4" w:color="000000"/>
-            </w:tcBorders>
-            <w:tcMar>
-              <w:top w:w="30" w:type="dxa"/>
-              <w:left w:w="110" w:type="dxa"/>
-              <w:bottom w:w="30" w:type="dxa"/>
-              <w:right w:w="110" w:type="dxa"/>
-            </w:tcMar>
-            <w:vAlign w:val="center"/>
-          </w:tcPr>
-          <w:p>
-            <w:pPr>
-              <w:spacing w:before="20" w:after="20" w:line="264" w:lineRule="auto"/>
-              <w:jc w:val="left"/>
-            </w:pPr>
-            <w:r>
-              <w:rPr>
-                <w:rFonts w:ascii="Calibri" w:hAnsi="Calibri" w:eastAsia="微軟正黑體"/>
-                <w:sz w:val="24"/>
-                <w:szCs w:val="24"/>
-              </w:rPr>
-              <w:t xml:space="preserve"> </w:t>
-            </w:r>
-            <m:oMath>
+              <m:r>
+                <m:t xml:space="preserve">÷</m:t>
+              </m:r>
               <m:f>
                 <m:num>
                   <m:r>
-                    <m:t xml:space="preserve">α+β</m:t>
+                    <m:t xml:space="preserve">7</m:t>
                   </m:r>
                 </m:num>
                 <m:den>
                   <m:r>
-                    <m:t xml:space="preserve">αβ</m:t>
+                    <m:t xml:space="preserve">2</m:t>
                   </m:r>
                 </m:den>
               </m:f>
             </m:oMath>
-          </w:p>
-        </w:tc>
-        <w:tc>
-          <w:tcPr>
-            <w:tcW w:w="3401" w:type="dxa"/>
-            <w:tcBorders>
-              <w:top w:val="single" w:sz="4" w:color="000000"/>
-              <w:left w:val="single" w:sz="4" w:color="000000"/>
-              <w:bottom w:val="single" w:sz="4" w:color="000000"/>
-              <w:right w:val="single" w:sz="4" w:color="000000"/>
-            </w:tcBorders>
-            <w:tcMar>
-              <w:top w:w="30" w:type="dxa"/>
-              <w:left w:w="110" w:type="dxa"/>
-              <w:bottom w:w="30" w:type="dxa"/>
-              <w:right w:w="110" w:type="dxa"/>
-            </w:tcMar>
-            <w:vAlign w:val="center"/>
-          </w:tcPr>
-          <w:p>
-            <w:pPr>
-              <w:spacing w:before="20" w:after="20" w:line="264" w:lineRule="auto"/>
-              <w:jc w:val="left"/>
-            </w:pPr>
-            <w:r>
-              <w:rPr>
-                <w:rFonts w:ascii="Calibri" w:hAnsi="Calibri" w:eastAsia="微軟正黑體"/>
-                <w:sz w:val="24"/>
-                <w:szCs w:val="24"/>
-              </w:rPr>
-              <w:t xml:space="preserve">通分</w:t>
-            </w:r>
           </w:p>
         </w:tc>
       </w:tr>
@@ -7926,8 +7875,37 @@
                 <w:sz w:val="24"/>
                 <w:szCs w:val="24"/>
               </w:rPr>
-              <w:t xml:space="preserve"/>
-            </w:r>
+              <w:t xml:space="preserve"> </w:t>
+            </w:r>
+            <m:oMath>
+              <m:f>
+                <m:num>
+                  <m:r>
+                    <m:t xml:space="preserve">1</m:t>
+                  </m:r>
+                </m:num>
+                <m:den>
+                  <m:r>
+                    <m:t xml:space="preserve">α</m:t>
+                  </m:r>
+                </m:den>
+              </m:f>
+              <m:r>
+                <m:t xml:space="preserve">×</m:t>
+              </m:r>
+              <m:f>
+                <m:num>
+                  <m:r>
+                    <m:t xml:space="preserve">1</m:t>
+                  </m:r>
+                </m:num>
+                <m:den>
+                  <m:r>
+                    <m:t xml:space="preserve">β</m:t>
+                  </m:r>
+                </m:den>
+              </m:f>
+            </m:oMath>
           </w:p>
         </w:tc>
         <w:tc>
@@ -7994,12 +7972,12 @@
               <m:f>
                 <m:num>
                   <m:r>
-                    <m:t xml:space="preserve">3</m:t>
+                    <m:t xml:space="preserve">1</m:t>
                   </m:r>
                 </m:num>
                 <m:den>
                   <m:r>
-                    <m:t xml:space="preserve">7</m:t>
+                    <m:t xml:space="preserve">αβ</m:t>
                   </m:r>
                 </m:den>
               </m:f>
@@ -8034,203 +8012,8 @@
                 <w:sz w:val="24"/>
                 <w:szCs w:val="24"/>
               </w:rPr>
-              <w:t xml:space="preserve">代入：</w:t>
-            </w:r>
-            <m:oMath>
-              <m:f>
-                <m:num>
-                  <m:r>
-                    <m:t xml:space="preserve">3</m:t>
-                  </m:r>
-                </m:num>
-                <m:den>
-                  <m:r>
-                    <m:t xml:space="preserve">2</m:t>
-                  </m:r>
-                </m:den>
-              </m:f>
-              <m:r>
-                <m:t xml:space="preserve">÷</m:t>
-              </m:r>
-              <m:f>
-                <m:num>
-                  <m:r>
-                    <m:t xml:space="preserve">7</m:t>
-                  </m:r>
-                </m:num>
-                <m:den>
-                  <m:r>
-                    <m:t xml:space="preserve">2</m:t>
-                  </m:r>
-                </m:den>
-              </m:f>
-            </m:oMath>
-          </w:p>
-        </w:tc>
-      </w:tr>
-      <w:tr>
-        <w:trPr>
-          <w:cantSplit/>
-        </w:trPr>
-        <w:tc>
-          <w:tcPr>
-            <w:tcW w:w="3016" w:type="dxa"/>
-            <w:tcBorders>
-              <w:top w:val="single" w:sz="4" w:color="000000"/>
-              <w:left w:val="single" w:sz="4" w:color="000000"/>
-              <w:bottom w:val="single" w:sz="4" w:color="000000"/>
-              <w:right w:val="nil" w:sz="4" w:color="000000"/>
-            </w:tcBorders>
-            <w:tcMar>
-              <w:top w:w="30" w:type="dxa"/>
-              <w:left w:w="110" w:type="dxa"/>
-              <w:bottom w:w="30" w:type="dxa"/>
-              <w:right w:w="110" w:type="dxa"/>
-            </w:tcMar>
-            <w:vAlign w:val="center"/>
-          </w:tcPr>
-          <w:p>
-            <w:pPr>
-              <w:spacing w:before="20" w:after="20" w:line="264" w:lineRule="auto"/>
-              <w:jc w:val="right"/>
-            </w:pPr>
-            <w:r>
-              <w:rPr>
-                <w:rFonts w:ascii="Calibri" w:hAnsi="Calibri" w:eastAsia="微軟正黑體"/>
-                <w:sz w:val="24"/>
-                <w:szCs w:val="24"/>
-              </w:rPr>
-              <w:t xml:space="preserve"> </w:t>
-            </w:r>
-            <m:oMath>
-              <m:f>
-                <m:num>
-                  <m:r>
-                    <m:t xml:space="preserve">1</m:t>
-                  </m:r>
-                </m:num>
-                <m:den>
-                  <m:r>
-                    <m:t xml:space="preserve">α</m:t>
-                  </m:r>
-                </m:den>
-              </m:f>
-              <m:r>
-                <m:t xml:space="preserve">×</m:t>
-              </m:r>
-              <m:f>
-                <m:num>
-                  <m:r>
-                    <m:t xml:space="preserve">1</m:t>
-                  </m:r>
-                </m:num>
-                <m:den>
-                  <m:r>
-                    <m:t xml:space="preserve">β</m:t>
-                  </m:r>
-                </m:den>
-              </m:f>
-            </m:oMath>
-          </w:p>
-        </w:tc>
-        <w:tc>
-          <w:tcPr>
-            <w:tcW w:w="396" w:type="dxa"/>
-            <w:tcBorders>
-              <w:top w:val="single" w:sz="4" w:color="000000"/>
-              <w:left w:val="nil" w:sz="4" w:color="000000"/>
-              <w:bottom w:val="single" w:sz="4" w:color="000000"/>
-              <w:right w:val="nil" w:sz="4" w:color="000000"/>
-            </w:tcBorders>
-            <w:tcMar>
-              <w:top w:w="30" w:type="dxa"/>
-              <w:left w:w="110" w:type="dxa"/>
-              <w:bottom w:w="30" w:type="dxa"/>
-              <w:right w:w="110" w:type="dxa"/>
-            </w:tcMar>
-            <w:vAlign w:val="center"/>
-          </w:tcPr>
-          <w:p>
-            <w:pPr>
-              <w:spacing w:before="20" w:after="20" w:line="264" w:lineRule="auto"/>
-              <w:jc w:val="center"/>
-            </w:pPr>
-            <m:oMath>
-              <m:r>
-                <m:t xml:space="preserve">=</m:t>
-              </m:r>
-            </m:oMath>
-          </w:p>
-        </w:tc>
-        <w:tc>
-          <w:tcPr>
-            <w:tcW w:w="4525" w:type="dxa"/>
-            <w:gridSpan w:val="5"/>
-            <w:tcBorders>
-              <w:top w:val="single" w:sz="4" w:color="000000"/>
-              <w:left w:val="nil" w:sz="4" w:color="000000"/>
-              <w:bottom w:val="single" w:sz="4" w:color="000000"/>
-              <w:right w:val="single" w:sz="4" w:color="000000"/>
-            </w:tcBorders>
-            <w:tcMar>
-              <w:top w:w="30" w:type="dxa"/>
-              <w:left w:w="110" w:type="dxa"/>
-              <w:bottom w:w="30" w:type="dxa"/>
-              <w:right w:w="110" w:type="dxa"/>
-            </w:tcMar>
-            <w:vAlign w:val="center"/>
-          </w:tcPr>
-          <w:p>
-            <w:pPr>
-              <w:spacing w:before="20" w:after="20" w:line="264" w:lineRule="auto"/>
-              <w:jc w:val="left"/>
-            </w:pPr>
-            <w:r>
-              <w:rPr>
-                <w:rFonts w:ascii="Calibri" w:hAnsi="Calibri" w:eastAsia="微軟正黑體"/>
-                <w:sz w:val="24"/>
-                <w:szCs w:val="24"/>
-              </w:rPr>
-              <w:t xml:space="preserve"> </w:t>
-            </w:r>
-            <m:oMath>
-              <m:f>
-                <m:num>
-                  <m:r>
-                    <m:t xml:space="preserve">1</m:t>
-                  </m:r>
-                </m:num>
-                <m:den>
-                  <m:r>
-                    <m:t xml:space="preserve">αβ</m:t>
-                  </m:r>
-                </m:den>
-              </m:f>
-            </m:oMath>
-          </w:p>
-        </w:tc>
-        <w:tc>
-          <w:tcPr>
-            <w:tcW w:w="3401" w:type="dxa"/>
-            <w:tcBorders>
-              <w:top w:val="single" w:sz="4" w:color="000000"/>
-              <w:left w:val="single" w:sz="4" w:color="000000"/>
-              <w:bottom w:val="single" w:sz="4" w:color="000000"/>
-              <w:right w:val="single" w:sz="4" w:color="000000"/>
-            </w:tcBorders>
-            <w:tcMar>
-              <w:top w:w="30" w:type="dxa"/>
-              <w:left w:w="110" w:type="dxa"/>
-              <w:bottom w:w="30" w:type="dxa"/>
-              <w:right w:w="110" w:type="dxa"/>
-            </w:tcMar>
-            <w:vAlign w:val="center"/>
-          </w:tcPr>
-          <w:p>
-            <w:pPr>
-              <w:spacing w:before="20" w:after="20" w:line="264" w:lineRule="auto"/>
-              <w:jc w:val="left"/>
-            </w:pPr>
+              <w:t xml:space="preserve">新兩根之積</w:t>
+            </w:r>
           </w:p>
         </w:tc>
       </w:tr>
@@ -9137,7 +8920,7 @@
           <w:sz w:val="24"/>
           <w:szCs w:val="24"/>
         </w:rPr>
-        <w:t xml:space="preserve">一、講稿</w:t>
+        <w:t xml:space="preserve">一、講稿（跟老師的 3+1 步驟）</w:t>
       </w:r>
     </w:p>
     <w:tbl>
@@ -9187,7 +8970,7 @@
                 <w:sz w:val="22"/>
                 <w:szCs w:val="22"/>
               </w:rPr>
-              <w:t xml:space="preserve">手順</w:t>
+              <w:t xml:space="preserve">步驟</w:t>
             </w:r>
           </w:p>
         </w:tc>
@@ -9249,7 +9032,7 @@
                 <w:sz w:val="24"/>
                 <w:szCs w:val="24"/>
               </w:rPr>
-              <w:t xml:space="preserve">① 說考點</w:t>
+              <w:t xml:space="preserve">① 審題</w:t>
             </w:r>
           </w:p>
         </w:tc>
@@ -9275,21 +9058,111 @@
                 <w:sz w:val="24"/>
                 <w:szCs w:val="24"/>
               </w:rPr>
-              <w:t xml:space="preserve">「這題考因式定理。</w:t>
-            </w:r>
-          </w:p>
-          <w:p>
-            <w:pPr>
-              <w:spacing w:before="20" w:after="20" w:line="264" w:lineRule="auto"/>
-              <w:jc w:val="left"/>
-            </w:pPr>
-            <w:r>
-              <w:rPr>
-                <w:rFonts w:ascii="Calibri" w:hAnsi="Calibri" w:eastAsia="微軟正黑體"/>
-                <w:sz w:val="24"/>
-                <w:szCs w:val="24"/>
-              </w:rPr>
-              <w:t xml:space="preserve">能被 </w:t>
+              <w:t xml:space="preserve">「題目給了 </w:t>
+            </w:r>
+            <m:oMath>
+              <m:r>
+                <m:t xml:space="preserve">f</m:t>
+              </m:r>
+              <m:r>
+                <m:t xml:space="preserve">(</m:t>
+              </m:r>
+              <m:r>
+                <m:t xml:space="preserve">x</m:t>
+              </m:r>
+              <m:r>
+                <m:t xml:space="preserve">)</m:t>
+              </m:r>
+              <m:r>
+                <m:t xml:space="preserve">=−</m:t>
+              </m:r>
+              <m:r>
+                <m:t xml:space="preserve">16</m:t>
+              </m:r>
+              <m:sSup>
+                <m:e>
+                  <m:r>
+                    <m:t xml:space="preserve">x</m:t>
+                  </m:r>
+                </m:e>
+                <m:sup>
+                  <m:r>
+                    <m:t xml:space="preserve">3</m:t>
+                  </m:r>
+                </m:sup>
+              </m:sSup>
+              <m:r>
+                <m:t xml:space="preserve">−</m:t>
+              </m:r>
+              <m:r>
+                <m:t xml:space="preserve">m</m:t>
+              </m:r>
+              <m:r>
+                <m:t xml:space="preserve">x</m:t>
+              </m:r>
+              <m:r>
+                <m:t xml:space="preserve">−</m:t>
+              </m:r>
+              <m:r>
+                <m:t xml:space="preserve">m</m:t>
+              </m:r>
+            </m:oMath>
+            <w:r>
+              <w:rPr>
+                <w:rFonts w:ascii="Calibri" w:hAnsi="Calibri" w:eastAsia="微軟正黑體"/>
+                <w:sz w:val="24"/>
+                <w:szCs w:val="24"/>
+              </w:rPr>
+              <w:t xml:space="preserve">，</w:t>
+            </w:r>
+            <m:oMath>
+              <m:r>
+                <m:t xml:space="preserve">m</m:t>
+              </m:r>
+            </m:oMath>
+            <w:r>
+              <w:rPr>
+                <w:rFonts w:ascii="Calibri" w:hAnsi="Calibri" w:eastAsia="微軟正黑體"/>
+                <w:sz w:val="24"/>
+                <w:szCs w:val="24"/>
+              </w:rPr>
+              <w:t xml:space="preserve"> 是未知數。</w:t>
+            </w:r>
+          </w:p>
+          <w:p>
+            <w:pPr>
+              <w:spacing w:before="20" w:after="20" w:line="264" w:lineRule="auto"/>
+              <w:jc w:val="left"/>
+            </w:pPr>
+            <w:r>
+              <w:rPr>
+                <w:rFonts w:ascii="Calibri" w:hAnsi="Calibri" w:eastAsia="微軟正黑體"/>
+                <w:sz w:val="24"/>
+                <w:szCs w:val="24"/>
+              </w:rPr>
+              <w:t xml:space="preserve">條件是 </w:t>
+            </w:r>
+            <m:oMath>
+              <m:r>
+                <m:t xml:space="preserve">f</m:t>
+              </m:r>
+              <m:r>
+                <m:t xml:space="preserve">(</m:t>
+              </m:r>
+              <m:r>
+                <m:t xml:space="preserve">x</m:t>
+              </m:r>
+              <m:r>
+                <m:t xml:space="preserve">)</m:t>
+              </m:r>
+            </m:oMath>
+            <w:r>
+              <w:rPr>
+                <w:rFonts w:ascii="Calibri" w:hAnsi="Calibri" w:eastAsia="微軟正黑體"/>
+                <w:sz w:val="24"/>
+                <w:szCs w:val="24"/>
+              </w:rPr>
+              <w:t xml:space="preserve"> 能被 </w:t>
             </w:r>
             <m:oMath>
               <m:r>
@@ -9311,157 +9184,35 @@
                 <w:sz w:val="24"/>
                 <w:szCs w:val="24"/>
               </w:rPr>
-              <w:t xml:space="preserve"> 整除，就是 </w:t>
-            </w:r>
-            <m:oMath>
-              <m:r>
-                <m:t xml:space="preserve">f</m:t>
-              </m:r>
-              <m:r>
-                <m:t xml:space="preserve">(</m:t>
-              </m:r>
-              <m:r>
-                <m:t xml:space="preserve">−</m:t>
-              </m:r>
-              <m:f>
-                <m:num>
-                  <m:r>
-                    <m:t xml:space="preserve">1</m:t>
-                  </m:r>
-                </m:num>
-                <m:den>
-                  <m:r>
-                    <m:t xml:space="preserve">2</m:t>
-                  </m:r>
-                </m:den>
-              </m:f>
-              <m:r>
-                <m:t xml:space="preserve">)</m:t>
-              </m:r>
-              <m:r>
-                <m:t xml:space="preserve">=</m:t>
-              </m:r>
-              <m:r>
-                <m:t xml:space="preserve">0</m:t>
-              </m:r>
-            </m:oMath>
-            <w:r>
-              <w:rPr>
-                <w:rFonts w:ascii="Calibri" w:hAnsi="Calibri" w:eastAsia="微軟正黑體"/>
-                <w:sz w:val="24"/>
-                <w:szCs w:val="24"/>
-              </w:rPr>
-              <w:t xml:space="preserve">。」</w:t>
-            </w:r>
-          </w:p>
-          <w:p>
-            <w:pPr>
-              <w:spacing w:before="20" w:after="20" w:line="264" w:lineRule="auto"/>
-              <w:jc w:val="left"/>
-            </w:pPr>
-            <w:r>
-              <w:rPr>
-                <w:rFonts w:ascii="Calibri" w:hAnsi="Calibri" w:eastAsia="微軟正黑體"/>
-                <w:sz w:val="21"/>
-                <w:szCs w:val="21"/>
-              </w:rPr>
-              <w:t xml:space="preserve">※ 令 </w:t>
-            </w:r>
-            <m:oMath>
-              <m:r>
-                <m:t xml:space="preserve">2</m:t>
-              </m:r>
-              <m:r>
-                <m:t xml:space="preserve">x</m:t>
-              </m:r>
-              <m:r>
-                <m:t xml:space="preserve">+</m:t>
-              </m:r>
-              <m:r>
-                <m:t xml:space="preserve">1</m:t>
-              </m:r>
-              <m:r>
-                <m:t xml:space="preserve">=</m:t>
-              </m:r>
-              <m:r>
-                <m:t xml:space="preserve">0</m:t>
-              </m:r>
-            </m:oMath>
-            <w:r>
-              <w:rPr>
-                <w:rFonts w:ascii="Calibri" w:hAnsi="Calibri" w:eastAsia="微軟正黑體"/>
-                <w:sz w:val="21"/>
-                <w:szCs w:val="21"/>
-              </w:rPr>
-              <w:t xml:space="preserve">，得 </w:t>
-            </w:r>
-            <m:oMath>
-              <m:r>
-                <m:t xml:space="preserve">x</m:t>
-              </m:r>
-              <m:r>
-                <m:t xml:space="preserve">=−</m:t>
-              </m:r>
-              <m:f>
-                <m:num>
-                  <m:r>
-                    <m:t xml:space="preserve">1</m:t>
-                  </m:r>
-                </m:num>
-                <m:den>
-                  <m:r>
-                    <m:t xml:space="preserve">2</m:t>
-                  </m:r>
-                </m:den>
-              </m:f>
-            </m:oMath>
-            <w:r>
-              <w:rPr>
-                <w:rFonts w:ascii="Calibri" w:hAnsi="Calibri" w:eastAsia="微軟正黑體"/>
-                <w:sz w:val="21"/>
-                <w:szCs w:val="21"/>
-              </w:rPr>
-              <w:t xml:space="preserve">；代入的是 </w:t>
-            </w:r>
-            <m:oMath>
-              <m:r>
-                <m:t xml:space="preserve">−</m:t>
-              </m:r>
-              <m:f>
-                <m:num>
-                  <m:r>
-                    <m:t xml:space="preserve">1</m:t>
-                  </m:r>
-                </m:num>
-                <m:den>
-                  <m:r>
-                    <m:t xml:space="preserve">2</m:t>
-                  </m:r>
-                </m:den>
-              </m:f>
-            </m:oMath>
-            <w:r>
-              <w:rPr>
-                <w:rFonts w:ascii="Calibri" w:hAnsi="Calibri" w:eastAsia="微軟正黑體"/>
-                <w:sz w:val="21"/>
-                <w:szCs w:val="21"/>
-              </w:rPr>
-              <w:t xml:space="preserve">，不是 </w:t>
-            </w:r>
-            <m:oMath>
-              <m:f>
-                <m:num>
-                  <m:r>
-                    <m:t xml:space="preserve">1</m:t>
-                  </m:r>
-                </m:num>
-                <m:den>
-                  <m:r>
-                    <m:t xml:space="preserve">2</m:t>
-                  </m:r>
-                </m:den>
-              </m:f>
-            </m:oMath>
+              <w:t xml:space="preserve"> 整除，要求 </w:t>
+            </w:r>
+            <m:oMath>
+              <m:r>
+                <m:t xml:space="preserve">m</m:t>
+              </m:r>
+            </m:oMath>
+            <w:r>
+              <w:rPr>
+                <w:rFonts w:ascii="Calibri" w:hAnsi="Calibri" w:eastAsia="微軟正黑體"/>
+                <w:sz w:val="24"/>
+                <w:szCs w:val="24"/>
+              </w:rPr>
+              <w:t xml:space="preserve"> 的值。</w:t>
+            </w:r>
+          </w:p>
+          <w:p>
+            <w:pPr>
+              <w:spacing w:before="20" w:after="20" w:line="264" w:lineRule="auto"/>
+              <w:jc w:val="left"/>
+            </w:pPr>
+            <w:r>
+              <w:rPr>
+                <w:rFonts w:ascii="Calibri" w:hAnsi="Calibri" w:eastAsia="微軟正黑體"/>
+                <w:sz w:val="24"/>
+                <w:szCs w:val="24"/>
+              </w:rPr>
+              <w:t xml:space="preserve">關鍵字是「整除」，即是餘數等於 0。」</w:t>
+            </w:r>
           </w:p>
         </w:tc>
       </w:tr>
@@ -9493,7 +9244,7 @@
                 <w:sz w:val="24"/>
                 <w:szCs w:val="24"/>
               </w:rPr>
-              <w:t xml:space="preserve">② 代入</w:t>
+              <w:t xml:space="preserve">② 思路</w:t>
             </w:r>
           </w:p>
         </w:tc>
@@ -9519,14 +9270,39 @@
                 <w:sz w:val="24"/>
                 <w:szCs w:val="24"/>
               </w:rPr>
-              <w:t xml:space="preserve">「把 </w:t>
-            </w:r>
-            <m:oMath>
+              <w:t xml:space="preserve">「我用因式定理：能被 </w:t>
+            </w:r>
+            <m:oMath>
+              <m:r>
+                <m:t xml:space="preserve">2</m:t>
+              </m:r>
               <m:r>
                 <m:t xml:space="preserve">x</m:t>
               </m:r>
               <m:r>
-                <m:t xml:space="preserve">=−</m:t>
+                <m:t xml:space="preserve">+</m:t>
+              </m:r>
+              <m:r>
+                <m:t xml:space="preserve">1</m:t>
+              </m:r>
+            </m:oMath>
+            <w:r>
+              <w:rPr>
+                <w:rFonts w:ascii="Calibri" w:hAnsi="Calibri" w:eastAsia="微軟正黑體"/>
+                <w:sz w:val="24"/>
+                <w:szCs w:val="24"/>
+              </w:rPr>
+              <w:t xml:space="preserve"> 整除，就是 </w:t>
+            </w:r>
+            <m:oMath>
+              <m:r>
+                <m:t xml:space="preserve">f</m:t>
+              </m:r>
+              <m:r>
+                <m:t xml:space="preserve">(</m:t>
+              </m:r>
+              <m:r>
+                <m:t xml:space="preserve">−</m:t>
               </m:r>
               <m:f>
                 <m:num>
@@ -9540,28 +9316,15 @@
                   </m:r>
                 </m:den>
               </m:f>
-            </m:oMath>
-            <w:r>
-              <w:rPr>
-                <w:rFonts w:ascii="Calibri" w:hAnsi="Calibri" w:eastAsia="微軟正黑體"/>
-                <w:sz w:val="24"/>
-                <w:szCs w:val="24"/>
-              </w:rPr>
-              <w:t xml:space="preserve"> 代入 </w:t>
-            </w:r>
-            <m:oMath>
-              <m:r>
-                <m:t xml:space="preserve">f</m:t>
-              </m:r>
-              <m:r>
-                <m:t xml:space="preserve">(</m:t>
-              </m:r>
-              <m:r>
-                <m:t xml:space="preserve">x</m:t>
-              </m:r>
               <m:r>
                 <m:t xml:space="preserve">)</m:t>
               </m:r>
+              <m:r>
+                <m:t xml:space="preserve">=</m:t>
+              </m:r>
+              <m:r>
+                <m:t xml:space="preserve">0</m:t>
+              </m:r>
             </m:oMath>
             <w:r>
               <w:rPr>
@@ -9577,120 +9340,26 @@
               <w:spacing w:before="20" w:after="20" w:line="264" w:lineRule="auto"/>
               <w:jc w:val="left"/>
             </w:pPr>
-            <m:oMath>
-              <m:sSup>
-                <m:e>
-                  <m:r>
-                    <m:t xml:space="preserve">(</m:t>
-                  </m:r>
-                  <m:r>
-                    <m:t xml:space="preserve">−</m:t>
-                  </m:r>
-                  <m:f>
-                    <m:num>
-                      <m:r>
-                        <m:t xml:space="preserve">1</m:t>
-                      </m:r>
-                    </m:num>
-                    <m:den>
-                      <m:r>
-                        <m:t xml:space="preserve">2</m:t>
-                      </m:r>
-                    </m:den>
-                  </m:f>
-                  <m:r>
-                    <m:t xml:space="preserve">)</m:t>
-                  </m:r>
-                </m:e>
-                <m:sup>
-                  <m:r>
-                    <m:t xml:space="preserve">3</m:t>
-                  </m:r>
-                </m:sup>
-              </m:sSup>
-              <m:r>
-                <m:t xml:space="preserve">=−</m:t>
-              </m:r>
-              <m:f>
-                <m:num>
-                  <m:r>
-                    <m:t xml:space="preserve">1</m:t>
-                  </m:r>
-                </m:num>
-                <m:den>
-                  <m:r>
-                    <m:t xml:space="preserve">8</m:t>
-                  </m:r>
-                </m:den>
-              </m:f>
-            </m:oMath>
-            <w:r>
-              <w:rPr>
-                <w:rFonts w:ascii="Calibri" w:hAnsi="Calibri" w:eastAsia="微軟正黑體"/>
-                <w:sz w:val="24"/>
-                <w:szCs w:val="24"/>
-              </w:rPr>
-              <w:t xml:space="preserve">，所以 </w:t>
-            </w:r>
-            <m:oMath>
-              <m:r>
-                <m:t xml:space="preserve">−</m:t>
-              </m:r>
-              <m:r>
-                <m:t xml:space="preserve">16</m:t>
-              </m:r>
-              <m:r>
-                <m:t xml:space="preserve">×</m:t>
-              </m:r>
-              <m:r>
-                <m:t xml:space="preserve">(</m:t>
-              </m:r>
-              <m:r>
-                <m:t xml:space="preserve">−</m:t>
-              </m:r>
-              <m:f>
-                <m:num>
-                  <m:r>
-                    <m:t xml:space="preserve">1</m:t>
-                  </m:r>
-                </m:num>
-                <m:den>
-                  <m:r>
-                    <m:t xml:space="preserve">8</m:t>
-                  </m:r>
-                </m:den>
-              </m:f>
-              <m:r>
-                <m:t xml:space="preserve">)</m:t>
-              </m:r>
-              <m:r>
-                <m:t xml:space="preserve">=</m:t>
-              </m:r>
-              <m:r>
-                <m:t xml:space="preserve">2</m:t>
-              </m:r>
-            </m:oMath>
-            <w:r>
-              <w:rPr>
-                <w:rFonts w:ascii="Calibri" w:hAnsi="Calibri" w:eastAsia="微軟正黑體"/>
-                <w:sz w:val="24"/>
-                <w:szCs w:val="24"/>
-              </w:rPr>
-              <w:t xml:space="preserve">。」</w:t>
-            </w:r>
-          </w:p>
-          <w:p>
-            <w:pPr>
-              <w:spacing w:before="20" w:after="20" w:line="264" w:lineRule="auto"/>
-              <w:jc w:val="left"/>
-            </w:pPr>
-            <w:r>
-              <w:rPr>
-                <w:rFonts w:ascii="Calibri" w:hAnsi="Calibri" w:eastAsia="微軟正黑體"/>
-                <w:sz w:val="21"/>
-                <w:szCs w:val="21"/>
-              </w:rPr>
-              <w:t xml:space="preserve">※ 負數的三次方仍然是負數</w:t>
+            <w:r>
+              <w:rPr>
+                <w:rFonts w:ascii="Calibri" w:hAnsi="Calibri" w:eastAsia="微軟正黑體"/>
+                <w:sz w:val="24"/>
+                <w:szCs w:val="24"/>
+              </w:rPr>
+              <w:t xml:space="preserve">因為這樣只需代入一個數，就得到一條 </w:t>
+            </w:r>
+            <m:oMath>
+              <m:r>
+                <m:t xml:space="preserve">m</m:t>
+              </m:r>
+            </m:oMath>
+            <w:r>
+              <w:rPr>
+                <w:rFonts w:ascii="Calibri" w:hAnsi="Calibri" w:eastAsia="微軟正黑體"/>
+                <w:sz w:val="24"/>
+                <w:szCs w:val="24"/>
+              </w:rPr>
+              <w:t xml:space="preserve"> 的方程，比做長除法快。」</w:t>
             </w:r>
           </w:p>
         </w:tc>
@@ -9723,7 +9392,7 @@
                 <w:sz w:val="24"/>
                 <w:szCs w:val="24"/>
               </w:rPr>
-              <w:t xml:space="preserve">③ 解方程</w:t>
+              <w:t xml:space="preserve">③ 推導</w:t>
             </w:r>
           </w:p>
         </w:tc>
@@ -9746,33 +9415,26 @@
             <w:r>
               <w:rPr>
                 <w:rFonts w:ascii="Calibri" w:hAnsi="Calibri" w:eastAsia="微軟正黑體"/>
-                <w:sz w:val="24"/>
-                <w:szCs w:val="24"/>
-              </w:rPr>
-              <w:t xml:space="preserve">「得 </w:t>
-            </w:r>
-            <m:oMath>
-              <m:r>
-                <m:t xml:space="preserve">2</m:t>
-              </m:r>
-              <m:r>
-                <m:t xml:space="preserve">+</m:t>
-              </m:r>
-              <m:f>
-                <m:num>
-                  <m:r>
-                    <m:t xml:space="preserve">m</m:t>
-                  </m:r>
-                </m:num>
-                <m:den>
-                  <m:r>
-                    <m:t xml:space="preserve">2</m:t>
-                  </m:r>
-                </m:den>
-              </m:f>
-              <m:r>
-                <m:t xml:space="preserve">−</m:t>
-              </m:r>
+                <w:sz w:val="21"/>
+                <w:szCs w:val="21"/>
+              </w:rPr>
+              <w:t xml:space="preserve">▶ 指著下面的板書由上而下逐行講，每行講出右邊「這一步在做什麼」。講完最後一行說：</w:t>
+            </w:r>
+          </w:p>
+          <w:p>
+            <w:pPr>
+              <w:spacing w:before="20" w:after="20" w:line="264" w:lineRule="auto"/>
+              <w:jc w:val="left"/>
+            </w:pPr>
+            <w:r>
+              <w:rPr>
+                <w:rFonts w:ascii="Calibri" w:hAnsi="Calibri" w:eastAsia="微軟正黑體"/>
+                <w:sz w:val="24"/>
+                <w:szCs w:val="24"/>
+              </w:rPr>
+              <w:t xml:space="preserve">「</w:t>
+            </w:r>
+            <m:oMath>
               <m:r>
                 <m:t xml:space="preserve">m</m:t>
               </m:r>
@@ -9780,73 +9442,6 @@
                 <m:t xml:space="preserve">=</m:t>
               </m:r>
               <m:r>
-                <m:t xml:space="preserve">0</m:t>
-              </m:r>
-            </m:oMath>
-            <w:r>
-              <w:rPr>
-                <w:rFonts w:ascii="Calibri" w:hAnsi="Calibri" w:eastAsia="微軟正黑體"/>
-                <w:sz w:val="24"/>
-                <w:szCs w:val="24"/>
-              </w:rPr>
-              <w:t xml:space="preserve">，即 </w:t>
-            </w:r>
-            <m:oMath>
-              <m:r>
-                <m:t xml:space="preserve">2</m:t>
-              </m:r>
-              <m:r>
-                <m:t xml:space="preserve">−</m:t>
-              </m:r>
-              <m:f>
-                <m:num>
-                  <m:r>
-                    <m:t xml:space="preserve">m</m:t>
-                  </m:r>
-                </m:num>
-                <m:den>
-                  <m:r>
-                    <m:t xml:space="preserve">2</m:t>
-                  </m:r>
-                </m:den>
-              </m:f>
-              <m:r>
-                <m:t xml:space="preserve">=</m:t>
-              </m:r>
-              <m:r>
-                <m:t xml:space="preserve">0</m:t>
-              </m:r>
-            </m:oMath>
-            <w:r>
-              <w:rPr>
-                <w:rFonts w:ascii="Calibri" w:hAnsi="Calibri" w:eastAsia="微軟正黑體"/>
-                <w:sz w:val="24"/>
-                <w:szCs w:val="24"/>
-              </w:rPr>
-              <w:t xml:space="preserve">。</w:t>
-            </w:r>
-          </w:p>
-          <w:p>
-            <w:pPr>
-              <w:spacing w:before="20" w:after="20" w:line="264" w:lineRule="auto"/>
-              <w:jc w:val="left"/>
-            </w:pPr>
-            <w:r>
-              <w:rPr>
-                <w:rFonts w:ascii="Calibri" w:hAnsi="Calibri" w:eastAsia="微軟正黑體"/>
-                <w:sz w:val="24"/>
-                <w:szCs w:val="24"/>
-              </w:rPr>
-              <w:t xml:space="preserve">所以 </w:t>
-            </w:r>
-            <m:oMath>
-              <m:r>
-                <m:t xml:space="preserve">m</m:t>
-              </m:r>
-              <m:r>
-                <m:t xml:space="preserve">=</m:t>
-              </m:r>
-              <m:r>
                 <m:t xml:space="preserve">4</m:t>
               </m:r>
             </m:oMath>
@@ -9856,7 +9451,7 @@
                 <w:sz w:val="24"/>
                 <w:szCs w:val="24"/>
               </w:rPr>
-              <w:t xml:space="preserve">。」</w:t>
+              <w:t xml:space="preserve">，對照選項，答案是 D。」</w:t>
             </w:r>
           </w:p>
         </w:tc>
@@ -9889,7 +9484,7 @@
                 <w:sz w:val="24"/>
                 <w:szCs w:val="24"/>
               </w:rPr>
-              <w:t xml:space="preserve">④ 講答案</w:t>
+              <w:t xml:space="preserve">④ 總結</w:t>
             </w:r>
           </w:p>
         </w:tc>
@@ -9915,7 +9510,96 @@
                 <w:sz w:val="24"/>
                 <w:szCs w:val="24"/>
               </w:rPr>
-              <w:t xml:space="preserve">「所以答案是 D。」</w:t>
+              <w:t xml:space="preserve">「這題考因式定理。</w:t>
+            </w:r>
+          </w:p>
+          <w:p>
+            <w:pPr>
+              <w:spacing w:before="20" w:after="20" w:line="264" w:lineRule="auto"/>
+              <w:jc w:val="left"/>
+            </w:pPr>
+            <w:r>
+              <w:rPr>
+                <w:rFonts w:ascii="Calibri" w:hAnsi="Calibri" w:eastAsia="微軟正黑體"/>
+                <w:sz w:val="24"/>
+                <w:szCs w:val="24"/>
+              </w:rPr>
+              <w:t xml:space="preserve">大家要小心：令 </w:t>
+            </w:r>
+            <m:oMath>
+              <m:r>
+                <m:t xml:space="preserve">2</m:t>
+              </m:r>
+              <m:r>
+                <m:t xml:space="preserve">x</m:t>
+              </m:r>
+              <m:r>
+                <m:t xml:space="preserve">+</m:t>
+              </m:r>
+              <m:r>
+                <m:t xml:space="preserve">1</m:t>
+              </m:r>
+              <m:r>
+                <m:t xml:space="preserve">=</m:t>
+              </m:r>
+              <m:r>
+                <m:t xml:space="preserve">0</m:t>
+              </m:r>
+            </m:oMath>
+            <w:r>
+              <w:rPr>
+                <w:rFonts w:ascii="Calibri" w:hAnsi="Calibri" w:eastAsia="微軟正黑體"/>
+                <w:sz w:val="24"/>
+                <w:szCs w:val="24"/>
+              </w:rPr>
+              <w:t xml:space="preserve">，代入的是 </w:t>
+            </w:r>
+            <m:oMath>
+              <m:r>
+                <m:t xml:space="preserve">−</m:t>
+              </m:r>
+              <m:f>
+                <m:num>
+                  <m:r>
+                    <m:t xml:space="preserve">1</m:t>
+                  </m:r>
+                </m:num>
+                <m:den>
+                  <m:r>
+                    <m:t xml:space="preserve">2</m:t>
+                  </m:r>
+                </m:den>
+              </m:f>
+            </m:oMath>
+            <w:r>
+              <w:rPr>
+                <w:rFonts w:ascii="Calibri" w:hAnsi="Calibri" w:eastAsia="微軟正黑體"/>
+                <w:sz w:val="24"/>
+                <w:szCs w:val="24"/>
+              </w:rPr>
+              <w:t xml:space="preserve">，不是 </w:t>
+            </w:r>
+            <m:oMath>
+              <m:f>
+                <m:num>
+                  <m:r>
+                    <m:t xml:space="preserve">1</m:t>
+                  </m:r>
+                </m:num>
+                <m:den>
+                  <m:r>
+                    <m:t xml:space="preserve">2</m:t>
+                  </m:r>
+                </m:den>
+              </m:f>
+            </m:oMath>
+            <w:r>
+              <w:rPr>
+                <w:rFonts w:ascii="Calibri" w:hAnsi="Calibri" w:eastAsia="微軟正黑體"/>
+                <w:sz w:val="24"/>
+                <w:szCs w:val="24"/>
+              </w:rPr>
+              <w:t xml:space="preserve">；負數的三次方仍然是負數。」</w:t>
             </w:r>
           </w:p>
         </w:tc>
@@ -9940,7 +9624,7 @@
           <w:sz w:val="24"/>
           <w:szCs w:val="24"/>
         </w:rPr>
-        <w:t xml:space="preserve">二、寫在紙上的算式</w:t>
+        <w:t xml:space="preserve">二、板書（寫在黑板上，也是書面解答過程）</w:t>
       </w:r>
     </w:p>
     <w:tbl>
@@ -11656,7 +11340,7 @@
           <w:sz w:val="24"/>
           <w:szCs w:val="24"/>
         </w:rPr>
-        <w:t xml:space="preserve">一、講稿</w:t>
+        <w:t xml:space="preserve">一、講稿（跟老師的 3+1 步驟）</w:t>
       </w:r>
     </w:p>
     <w:tbl>
@@ -11706,7 +11390,7 @@
                 <w:sz w:val="22"/>
                 <w:szCs w:val="22"/>
               </w:rPr>
-              <w:t xml:space="preserve">手順</w:t>
+              <w:t xml:space="preserve">步驟</w:t>
             </w:r>
           </w:p>
         </w:tc>
@@ -11768,7 +11452,7 @@
                 <w:sz w:val="24"/>
                 <w:szCs w:val="24"/>
               </w:rPr>
-              <w:t xml:space="preserve">① 說考點</w:t>
+              <w:t xml:space="preserve">① 審題</w:t>
             </w:r>
           </w:p>
         </w:tc>
@@ -11794,23 +11478,86 @@
                 <w:sz w:val="24"/>
                 <w:szCs w:val="24"/>
               </w:rPr>
-              <w:t xml:space="preserve">「垂直平分線有兩個條件：經過 </w:t>
+              <w:t xml:space="preserve">「題目給了兩點 </w:t>
             </w:r>
             <m:oMath>
               <m:r>
                 <m:t xml:space="preserve">P</m:t>
               </m:r>
               <m:r>
+                <m:t xml:space="preserve">(</m:t>
+              </m:r>
+              <m:r>
+                <m:t xml:space="preserve">−</m:t>
+              </m:r>
+              <m:r>
+                <m:t xml:space="preserve">1</m:t>
+              </m:r>
+              <m:r>
+                <m:t xml:space="preserve">,</m:t>
+              </m:r>
+              <m:r>
+                <m:t xml:space="preserve">−</m:t>
+              </m:r>
+              <m:r>
+                <m:t xml:space="preserve">3</m:t>
+              </m:r>
+              <m:r>
+                <m:t xml:space="preserve">)</m:t>
+              </m:r>
+            </m:oMath>
+            <w:r>
+              <w:rPr>
+                <w:rFonts w:ascii="Calibri" w:hAnsi="Calibri" w:eastAsia="微軟正黑體"/>
+                <w:sz w:val="24"/>
+                <w:szCs w:val="24"/>
+              </w:rPr>
+              <w:t xml:space="preserve"> 和 </w:t>
+            </w:r>
+            <m:oMath>
+              <m:r>
                 <m:t xml:space="preserve">Q</m:t>
               </m:r>
-            </m:oMath>
-            <w:r>
-              <w:rPr>
-                <w:rFonts w:ascii="Calibri" w:hAnsi="Calibri" w:eastAsia="微軟正黑體"/>
-                <w:sz w:val="24"/>
-                <w:szCs w:val="24"/>
-              </w:rPr>
-              <w:t xml:space="preserve"> 的中點，而且和 </w:t>
+              <m:r>
+                <m:t xml:space="preserve">(</m:t>
+              </m:r>
+              <m:r>
+                <m:t xml:space="preserve">5</m:t>
+              </m:r>
+              <m:r>
+                <m:t xml:space="preserve">,</m:t>
+              </m:r>
+              <m:r>
+                <m:t xml:space="preserve">−</m:t>
+              </m:r>
+              <m:r>
+                <m:t xml:space="preserve">1</m:t>
+              </m:r>
+              <m:r>
+                <m:t xml:space="preserve">)</m:t>
+              </m:r>
+            </m:oMath>
+            <w:r>
+              <w:rPr>
+                <w:rFonts w:ascii="Calibri" w:hAnsi="Calibri" w:eastAsia="微軟正黑體"/>
+                <w:sz w:val="24"/>
+                <w:szCs w:val="24"/>
+              </w:rPr>
+              <w:t xml:space="preserve">。</w:t>
+            </w:r>
+          </w:p>
+          <w:p>
+            <w:pPr>
+              <w:spacing w:before="20" w:after="20" w:line="264" w:lineRule="auto"/>
+              <w:jc w:val="left"/>
+            </w:pPr>
+            <w:r>
+              <w:rPr>
+                <w:rFonts w:ascii="Calibri" w:hAnsi="Calibri" w:eastAsia="微軟正黑體"/>
+                <w:sz w:val="24"/>
+                <w:szCs w:val="24"/>
+              </w:rPr>
+              <w:t xml:space="preserve">要求 </w:t>
             </w:r>
             <m:oMath>
               <m:r>
@@ -11826,7 +11573,53 @@
                 <w:sz w:val="24"/>
                 <w:szCs w:val="24"/>
               </w:rPr>
-              <w:t xml:space="preserve"> 垂直。」</w:t>
+              <w:t xml:space="preserve"> 的垂直平分線的方程。</w:t>
+            </w:r>
+          </w:p>
+          <w:p>
+            <w:pPr>
+              <w:spacing w:before="20" w:after="20" w:line="264" w:lineRule="auto"/>
+              <w:jc w:val="left"/>
+            </w:pPr>
+            <w:r>
+              <w:rPr>
+                <w:rFonts w:ascii="Calibri" w:hAnsi="Calibri" w:eastAsia="微軟正黑體"/>
+                <w:sz w:val="24"/>
+                <w:szCs w:val="24"/>
+              </w:rPr>
+              <w:t xml:space="preserve">關鍵字是「垂直」和「平分」：直線要和 </w:t>
+            </w:r>
+            <m:oMath>
+              <m:r>
+                <m:t xml:space="preserve">P</m:t>
+              </m:r>
+              <m:r>
+                <m:t xml:space="preserve">Q</m:t>
+              </m:r>
+            </m:oMath>
+            <w:r>
+              <w:rPr>
+                <w:rFonts w:ascii="Calibri" w:hAnsi="Calibri" w:eastAsia="微軟正黑體"/>
+                <w:sz w:val="24"/>
+                <w:szCs w:val="24"/>
+              </w:rPr>
+              <w:t xml:space="preserve"> 垂直，又要經過 </w:t>
+            </w:r>
+            <m:oMath>
+              <m:r>
+                <m:t xml:space="preserve">P</m:t>
+              </m:r>
+              <m:r>
+                <m:t xml:space="preserve">Q</m:t>
+              </m:r>
+            </m:oMath>
+            <w:r>
+              <w:rPr>
+                <w:rFonts w:ascii="Calibri" w:hAnsi="Calibri" w:eastAsia="微軟正黑體"/>
+                <w:sz w:val="24"/>
+                <w:szCs w:val="24"/>
+              </w:rPr>
+              <w:t xml:space="preserve"> 的中點。」</w:t>
             </w:r>
           </w:p>
         </w:tc>
@@ -11859,7 +11652,7 @@
                 <w:sz w:val="24"/>
                 <w:szCs w:val="24"/>
               </w:rPr>
-              <w:t xml:space="preserve">② 求中點</w:t>
+              <w:t xml:space="preserve">② 思路</w:t>
             </w:r>
           </w:p>
         </w:tc>
@@ -11885,38 +11678,21 @@
                 <w:sz w:val="24"/>
                 <w:szCs w:val="24"/>
               </w:rPr>
-              <w:t xml:space="preserve">「中點的坐標是兩點坐標的平均，得 </w:t>
-            </w:r>
-            <m:oMath>
-              <m:r>
-                <m:t xml:space="preserve">M</m:t>
-              </m:r>
-              <m:r>
-                <m:t xml:space="preserve">(</m:t>
-              </m:r>
-              <m:r>
-                <m:t xml:space="preserve">2</m:t>
-              </m:r>
-              <m:r>
-                <m:t xml:space="preserve">,</m:t>
-              </m:r>
-              <m:r>
-                <m:t xml:space="preserve">−</m:t>
-              </m:r>
-              <m:r>
-                <m:t xml:space="preserve">2</m:t>
-              </m:r>
-              <m:r>
-                <m:t xml:space="preserve">)</m:t>
-              </m:r>
-            </m:oMath>
-            <w:r>
-              <w:rPr>
-                <w:rFonts w:ascii="Calibri" w:hAnsi="Calibri" w:eastAsia="微軟正黑體"/>
-                <w:sz w:val="24"/>
-                <w:szCs w:val="24"/>
-              </w:rPr>
-              <w:t xml:space="preserve">。」</w:t>
+              <w:t xml:space="preserve">「我先求中點，再求垂直的斜率，最後用點斜式寫出方程。</w:t>
+            </w:r>
+          </w:p>
+          <w:p>
+            <w:pPr>
+              <w:spacing w:before="20" w:after="20" w:line="264" w:lineRule="auto"/>
+              <w:jc w:val="left"/>
+            </w:pPr>
+            <w:r>
+              <w:rPr>
+                <w:rFonts w:ascii="Calibri" w:hAnsi="Calibri" w:eastAsia="微軟正黑體"/>
+                <w:sz w:val="24"/>
+                <w:szCs w:val="24"/>
+              </w:rPr>
+              <w:t xml:space="preserve">因為點斜式只需要一個點和斜率，而中點和斜率都可以直接算出來。」</w:t>
             </w:r>
           </w:p>
         </w:tc>
@@ -11949,7 +11725,7 @@
                 <w:sz w:val="24"/>
                 <w:szCs w:val="24"/>
               </w:rPr>
-              <w:t xml:space="preserve">③ 求斜率</w:t>
+              <w:t xml:space="preserve">③ 推導</w:t>
             </w:r>
           </w:p>
         </w:tc>
@@ -11964,119 +11740,6 @@
             </w:tcMar>
             <w:vAlign w:val="center"/>
           </w:tcPr>
-          <w:p>
-            <w:pPr>
-              <w:spacing w:before="20" w:after="20" w:line="264" w:lineRule="auto"/>
-              <w:jc w:val="left"/>
-            </w:pPr>
-            <w:r>
-              <w:rPr>
-                <w:rFonts w:ascii="Calibri" w:hAnsi="Calibri" w:eastAsia="微軟正黑體"/>
-                <w:sz w:val="24"/>
-                <w:szCs w:val="24"/>
-              </w:rPr>
-              <w:t xml:space="preserve">「</w:t>
-            </w:r>
-            <m:oMath>
-              <m:r>
-                <m:t xml:space="preserve">P</m:t>
-              </m:r>
-              <m:r>
-                <m:t xml:space="preserve">Q</m:t>
-              </m:r>
-            </m:oMath>
-            <w:r>
-              <w:rPr>
-                <w:rFonts w:ascii="Calibri" w:hAnsi="Calibri" w:eastAsia="微軟正黑體"/>
-                <w:sz w:val="24"/>
-                <w:szCs w:val="24"/>
-              </w:rPr>
-              <w:t xml:space="preserve"> 的斜率是 </w:t>
-            </w:r>
-            <m:oMath>
-              <m:f>
-                <m:num>
-                  <m:r>
-                    <m:t xml:space="preserve">2</m:t>
-                  </m:r>
-                </m:num>
-                <m:den>
-                  <m:r>
-                    <m:t xml:space="preserve">6</m:t>
-                  </m:r>
-                </m:den>
-              </m:f>
-              <m:r>
-                <m:t xml:space="preserve">=</m:t>
-              </m:r>
-              <m:f>
-                <m:num>
-                  <m:r>
-                    <m:t xml:space="preserve">1</m:t>
-                  </m:r>
-                </m:num>
-                <m:den>
-                  <m:r>
-                    <m:t xml:space="preserve">3</m:t>
-                  </m:r>
-                </m:den>
-              </m:f>
-            </m:oMath>
-            <w:r>
-              <w:rPr>
-                <w:rFonts w:ascii="Calibri" w:hAnsi="Calibri" w:eastAsia="微軟正黑體"/>
-                <w:sz w:val="24"/>
-                <w:szCs w:val="24"/>
-              </w:rPr>
-              <w:t xml:space="preserve">。</w:t>
-            </w:r>
-          </w:p>
-          <w:p>
-            <w:pPr>
-              <w:spacing w:before="20" w:after="20" w:line="264" w:lineRule="auto"/>
-              <w:jc w:val="left"/>
-            </w:pPr>
-            <w:r>
-              <w:rPr>
-                <w:rFonts w:ascii="Calibri" w:hAnsi="Calibri" w:eastAsia="微軟正黑體"/>
-                <w:sz w:val="24"/>
-                <w:szCs w:val="24"/>
-              </w:rPr>
-              <w:t xml:space="preserve">互相垂直的直線斜率相乘等於 </w:t>
-            </w:r>
-            <m:oMath>
-              <m:r>
-                <m:t xml:space="preserve">−</m:t>
-              </m:r>
-              <m:r>
-                <m:t xml:space="preserve">1</m:t>
-              </m:r>
-            </m:oMath>
-            <w:r>
-              <w:rPr>
-                <w:rFonts w:ascii="Calibri" w:hAnsi="Calibri" w:eastAsia="微軟正黑體"/>
-                <w:sz w:val="24"/>
-                <w:szCs w:val="24"/>
-              </w:rPr>
-              <w:t xml:space="preserve">，所以垂直平分線的斜率是 </w:t>
-            </w:r>
-            <m:oMath>
-              <m:r>
-                <m:t xml:space="preserve">−</m:t>
-              </m:r>
-              <m:r>
-                <m:t xml:space="preserve">3</m:t>
-              </m:r>
-            </m:oMath>
-            <w:r>
-              <w:rPr>
-                <w:rFonts w:ascii="Calibri" w:hAnsi="Calibri" w:eastAsia="微軟正黑體"/>
-                <w:sz w:val="24"/>
-                <w:szCs w:val="24"/>
-              </w:rPr>
-              <w:t xml:space="preserve">。」</w:t>
-            </w:r>
-          </w:p>
           <w:p>
             <w:pPr>
               <w:spacing w:before="20" w:after="20" w:line="264" w:lineRule="auto"/>
@@ -12088,45 +11751,55 @@
                 <w:sz w:val="21"/>
                 <w:szCs w:val="21"/>
               </w:rPr>
-              <w:t xml:space="preserve">※ 負倒數：</w:t>
-            </w:r>
-            <m:oMath>
-              <m:f>
-                <m:num>
-                  <m:r>
-                    <m:t xml:space="preserve">1</m:t>
-                  </m:r>
-                </m:num>
-                <m:den>
-                  <m:r>
-                    <m:t xml:space="preserve">3</m:t>
-                  </m:r>
-                </m:den>
-              </m:f>
-            </m:oMath>
-            <w:r>
-              <w:rPr>
-                <w:rFonts w:ascii="Calibri" w:hAnsi="Calibri" w:eastAsia="微軟正黑體"/>
-                <w:sz w:val="21"/>
-                <w:szCs w:val="21"/>
-              </w:rPr>
-              <w:t xml:space="preserve"> 變 </w:t>
-            </w:r>
-            <m:oMath>
+              <w:t xml:space="preserve">▶ 指著下面的板書由上而下逐行講，每行講出右邊「這一步在做什麼」。講完最後一行說：</w:t>
+            </w:r>
+          </w:p>
+          <w:p>
+            <w:pPr>
+              <w:spacing w:before="20" w:after="20" w:line="264" w:lineRule="auto"/>
+              <w:jc w:val="left"/>
+            </w:pPr>
+            <w:r>
+              <w:rPr>
+                <w:rFonts w:ascii="Calibri" w:hAnsi="Calibri" w:eastAsia="微軟正黑體"/>
+                <w:sz w:val="24"/>
+                <w:szCs w:val="24"/>
+              </w:rPr>
+              <w:t xml:space="preserve">「整理得 </w:t>
+            </w:r>
+            <m:oMath>
+              <m:r>
+                <m:t xml:space="preserve">3</m:t>
+              </m:r>
+              <m:r>
+                <m:t xml:space="preserve">x</m:t>
+              </m:r>
+              <m:r>
+                <m:t xml:space="preserve">+</m:t>
+              </m:r>
+              <m:r>
+                <m:t xml:space="preserve">y</m:t>
+              </m:r>
               <m:r>
                 <m:t xml:space="preserve">−</m:t>
               </m:r>
               <m:r>
-                <m:t xml:space="preserve">3</m:t>
-              </m:r>
-            </m:oMath>
-            <w:r>
-              <w:rPr>
-                <w:rFonts w:ascii="Calibri" w:hAnsi="Calibri" w:eastAsia="微軟正黑體"/>
-                <w:sz w:val="21"/>
-                <w:szCs w:val="21"/>
-              </w:rPr>
-              <w:t xml:space="preserve">，要變號又要倒轉</w:t>
+                <m:t xml:space="preserve">4</m:t>
+              </m:r>
+              <m:r>
+                <m:t xml:space="preserve">=</m:t>
+              </m:r>
+              <m:r>
+                <m:t xml:space="preserve">0</m:t>
+              </m:r>
+            </m:oMath>
+            <w:r>
+              <w:rPr>
+                <w:rFonts w:ascii="Calibri" w:hAnsi="Calibri" w:eastAsia="微軟正黑體"/>
+                <w:sz w:val="24"/>
+                <w:szCs w:val="24"/>
+              </w:rPr>
+              <w:t xml:space="preserve">，對照選項，答案是 E。」</w:t>
             </w:r>
           </w:p>
         </w:tc>
@@ -12159,7 +11832,7 @@
                 <w:sz w:val="24"/>
                 <w:szCs w:val="24"/>
               </w:rPr>
-              <w:t xml:space="preserve">④ 講答案</w:t>
+              <w:t xml:space="preserve">④ 總結</w:t>
             </w:r>
           </w:p>
         </w:tc>
@@ -12185,90 +11858,72 @@
                 <w:sz w:val="24"/>
                 <w:szCs w:val="24"/>
               </w:rPr>
-              <w:t xml:space="preserve">「用點斜式 </w:t>
-            </w:r>
-            <m:oMath>
-              <m:r>
-                <m:t xml:space="preserve">y</m:t>
-              </m:r>
+              <w:t xml:space="preserve">「這題考中點公式、斜率和互相垂直的直線。</w:t>
+            </w:r>
+          </w:p>
+          <w:p>
+            <w:pPr>
+              <w:spacing w:before="20" w:after="20" w:line="264" w:lineRule="auto"/>
+              <w:jc w:val="left"/>
+            </w:pPr>
+            <w:r>
+              <w:rPr>
+                <w:rFonts w:ascii="Calibri" w:hAnsi="Calibri" w:eastAsia="微軟正黑體"/>
+                <w:sz w:val="24"/>
+                <w:szCs w:val="24"/>
+              </w:rPr>
+              <w:t xml:space="preserve">大家要小心：垂直的斜率是負倒數，</w:t>
+            </w:r>
+            <m:oMath>
+              <m:f>
+                <m:num>
+                  <m:r>
+                    <m:t xml:space="preserve">1</m:t>
+                  </m:r>
+                </m:num>
+                <m:den>
+                  <m:r>
+                    <m:t xml:space="preserve">3</m:t>
+                  </m:r>
+                </m:den>
+              </m:f>
+            </m:oMath>
+            <w:r>
+              <w:rPr>
+                <w:rFonts w:ascii="Calibri" w:hAnsi="Calibri" w:eastAsia="微軟正黑體"/>
+                <w:sz w:val="24"/>
+                <w:szCs w:val="24"/>
+              </w:rPr>
+              <w:t xml:space="preserve"> 要變號又要倒轉，變成 </w:t>
+            </w:r>
+            <m:oMath>
               <m:r>
                 <m:t xml:space="preserve">−</m:t>
               </m:r>
               <m:r>
-                <m:t xml:space="preserve">(</m:t>
-              </m:r>
-              <m:r>
-                <m:t xml:space="preserve">−</m:t>
-              </m:r>
-              <m:r>
-                <m:t xml:space="preserve">2</m:t>
-              </m:r>
-              <m:r>
-                <m:t xml:space="preserve">)</m:t>
-              </m:r>
-              <m:r>
-                <m:t xml:space="preserve">=−</m:t>
-              </m:r>
-              <m:r>
                 <m:t xml:space="preserve">3</m:t>
               </m:r>
-              <m:r>
-                <m:t xml:space="preserve">(</m:t>
-              </m:r>
-              <m:r>
-                <m:t xml:space="preserve">x</m:t>
-              </m:r>
-              <m:r>
-                <m:t xml:space="preserve">−</m:t>
-              </m:r>
-              <m:r>
-                <m:t xml:space="preserve">2</m:t>
-              </m:r>
-              <m:r>
-                <m:t xml:space="preserve">)</m:t>
-              </m:r>
-            </m:oMath>
-            <w:r>
-              <w:rPr>
-                <w:rFonts w:ascii="Calibri" w:hAnsi="Calibri" w:eastAsia="微軟正黑體"/>
-                <w:sz w:val="24"/>
-                <w:szCs w:val="24"/>
-              </w:rPr>
-              <w:t xml:space="preserve">，整理得 </w:t>
+            </m:oMath>
+            <w:r>
+              <w:rPr>
+                <w:rFonts w:ascii="Calibri" w:hAnsi="Calibri" w:eastAsia="微軟正黑體"/>
+                <w:sz w:val="24"/>
+                <w:szCs w:val="24"/>
+              </w:rPr>
+              <w:t xml:space="preserve">，不是 </w:t>
             </w:r>
             <m:oMath>
               <m:r>
                 <m:t xml:space="preserve">3</m:t>
               </m:r>
-              <m:r>
-                <m:t xml:space="preserve">x</m:t>
-              </m:r>
-              <m:r>
-                <m:t xml:space="preserve">+</m:t>
-              </m:r>
-              <m:r>
-                <m:t xml:space="preserve">y</m:t>
-              </m:r>
-              <m:r>
-                <m:t xml:space="preserve">−</m:t>
-              </m:r>
-              <m:r>
-                <m:t xml:space="preserve">4</m:t>
-              </m:r>
-              <m:r>
-                <m:t xml:space="preserve">=</m:t>
-              </m:r>
-              <m:r>
-                <m:t xml:space="preserve">0</m:t>
-              </m:r>
-            </m:oMath>
-            <w:r>
-              <w:rPr>
-                <w:rFonts w:ascii="Calibri" w:hAnsi="Calibri" w:eastAsia="微軟正黑體"/>
-                <w:sz w:val="24"/>
-                <w:szCs w:val="24"/>
-              </w:rPr>
-              <w:t xml:space="preserve">，所以答案是 E。」</w:t>
+            </m:oMath>
+            <w:r>
+              <w:rPr>
+                <w:rFonts w:ascii="Calibri" w:hAnsi="Calibri" w:eastAsia="微軟正黑體"/>
+                <w:sz w:val="24"/>
+                <w:szCs w:val="24"/>
+              </w:rPr>
+              <w:t xml:space="preserve">。」</w:t>
             </w:r>
           </w:p>
         </w:tc>
@@ -12293,7 +11948,7 @@
           <w:sz w:val="24"/>
           <w:szCs w:val="24"/>
         </w:rPr>
-        <w:t xml:space="preserve">二、寫在紙上的算式</w:t>
+        <w:t xml:space="preserve">二、板書（寫在黑板上，也是書面解答過程）</w:t>
       </w:r>
     </w:p>
     <w:tbl>
@@ -12730,6 +12385,14 @@
               <w:spacing w:before="20" w:after="20" w:line="264" w:lineRule="auto"/>
               <w:jc w:val="left"/>
             </w:pPr>
+            <w:r>
+              <w:rPr>
+                <w:rFonts w:ascii="Calibri" w:hAnsi="Calibri" w:eastAsia="微軟正黑體"/>
+                <w:sz w:val="24"/>
+                <w:szCs w:val="24"/>
+              </w:rPr>
+              <w:t xml:space="preserve">計算</w:t>
+            </w:r>
           </w:p>
         </w:tc>
       </w:tr>
@@ -13079,6 +12742,14 @@
               <w:spacing w:before="20" w:after="20" w:line="264" w:lineRule="auto"/>
               <w:jc w:val="left"/>
             </w:pPr>
+            <w:r>
+              <w:rPr>
+                <w:rFonts w:ascii="Calibri" w:hAnsi="Calibri" w:eastAsia="微軟正黑體"/>
+                <w:sz w:val="24"/>
+                <w:szCs w:val="24"/>
+              </w:rPr>
+              <w:t xml:space="preserve">化簡</w:t>
+            </w:r>
           </w:p>
         </w:tc>
       </w:tr>
